--- a/docs/research/extensions/speckit_superpowers/implementation/README.docx
+++ b/docs/research/extensions/speckit_superpowers/implementation/README.docx
@@ -2,7 +2,7 @@
 <file path=word/document.xml><?xml version="1.0" encoding="utf-8"?>
 <w:document xmlns:w="http://schemas.openxmlformats.org/wordprocessingml/2006/main" xmlns:m="http://schemas.openxmlformats.org/officeDocument/2006/math" xmlns:r="http://schemas.openxmlformats.org/officeDocument/2006/relationships" xmlns:o="urn:schemas-microsoft-com:office:office" xmlns:v="urn:schemas-microsoft-com:vml" xmlns:w10="urn:schemas-microsoft-com:office:word" xmlns:a="http://schemas.openxmlformats.org/drawingml/2006/main" xmlns:pic="http://schemas.openxmlformats.org/drawingml/2006/picture" xmlns:wp="http://schemas.openxmlformats.org/drawingml/2006/wordprocessingDrawing">
   <w:body>
-    <w:bookmarkStart w:id="53" w:name="X51315810185dcb10985c43d48aa9cdd4fab7b39"/>
+    <w:bookmarkStart w:id="54" w:name="X51315810185dcb10985c43d48aa9cdd4fab7b39"/>
     <w:p>
       <w:pPr>
         <w:pStyle w:val="Heading1"/>
@@ -26,7 +26,7 @@
         <w:t xml:space="preserve"> </w:t>
       </w:r>
       <w:r>
-        <w:t xml:space="preserve">1</w:t>
+        <w:t xml:space="preserve">2</w:t>
       </w:r>
       <w:r>
         <w:t xml:space="preserve"> </w:t>
@@ -42,7 +42,7 @@
         <w:t xml:space="preserve"> </w:t>
       </w:r>
       <w:r>
-        <w:t xml:space="preserve">2026-07-24T12:00:00Z</w:t>
+        <w:t xml:space="preserve">2026-09-22T00:00:00Z</w:t>
       </w:r>
       <w:r>
         <w:t xml:space="preserve"> </w:t>
@@ -94,6 +94,75 @@
           <w:rStyle w:val="VerbatimChar"/>
         </w:rPr>
         <w:t xml:space="preserve">constitution/docs/research/extensions/speckit_superpowers/implementation/</w:t>
+      </w:r>
+    </w:p>
+    <w:p>
+      <w:pPr>
+        <w:pStyle w:val="BlockText"/>
+      </w:pPr>
+      <w:r>
+        <w:rPr>
+          <w:b/>
+          <w:bCs/>
+        </w:rPr>
+        <w:t xml:space="preserve">AMENDED 2026-09-22 (HXC-159 Phase B3).</w:t>
+      </w:r>
+      <w:r>
+        <w:t xml:space="preserve"> </w:t>
+      </w:r>
+      <w:r>
+        <w:t xml:space="preserve">This document's architecture was</w:t>
+      </w:r>
+      <w:r>
+        <w:t xml:space="preserve"> </w:t>
+      </w:r>
+      <w:r>
+        <w:t xml:space="preserve">originally drawn as 7 layers. Layer 5 ("SuperBridge MCP") does not exist as</w:t>
+      </w:r>
+      <w:r>
+        <w:t xml:space="preserve"> </w:t>
+      </w:r>
+      <w:r>
+        <w:t xml:space="preserve">software and never did. The design is corrected to its true</w:t>
+      </w:r>
+      <w:r>
+        <w:t xml:space="preserve"> </w:t>
+      </w:r>
+      <w:r>
+        <w:rPr>
+          <w:b/>
+          <w:bCs/>
+        </w:rPr>
+        <w:t xml:space="preserve">6-layer</w:t>
+      </w:r>
+      <w:r>
+        <w:t xml:space="preserve"> </w:t>
+      </w:r>
+      <w:r>
+        <w:t xml:space="preserve">shape below. See</w:t>
+      </w:r>
+      <w:r>
+        <w:t xml:space="preserve"> </w:t>
+      </w:r>
+      <w:hyperlink w:anchor="architecture-amendment-2026-09-22">
+        <w:r>
+          <w:rPr>
+            <w:rStyle w:val="Hyperlink"/>
+          </w:rPr>
+          <w:t xml:space="preserve">Architecture Amendment</w:t>
+        </w:r>
+      </w:hyperlink>
+      <w:r>
+        <w:t xml:space="preserve"> </w:t>
+      </w:r>
+      <w:r>
+        <w:t xml:space="preserve">for the finding, the substitution, and why this is a correction rather than</w:t>
+      </w:r>
+      <w:r>
+        <w:t xml:space="preserve"> </w:t>
+      </w:r>
+      <w:r>
+        <w:t xml:space="preserve">a removal.</w:t>
       </w:r>
     </w:p>
     <w:p>
@@ -137,6 +206,23 @@
           <w:numId w:val="1001"/>
         </w:numPr>
       </w:pPr>
+      <w:hyperlink w:anchor="architecture-amendment-2026-09-22">
+        <w:r>
+          <w:rPr>
+            <w:rStyle w:val="Hyperlink"/>
+          </w:rPr>
+          <w:t xml:space="preserve">Architecture Amendment (2026-09-22)</w:t>
+        </w:r>
+      </w:hyperlink>
+    </w:p>
+    <w:p>
+      <w:pPr>
+        <w:pStyle w:val="Compact"/>
+        <w:numPr>
+          <w:ilvl w:val="0"/>
+          <w:numId w:val="1001"/>
+        </w:numPr>
+      </w:pPr>
       <w:hyperlink w:anchor="system-architecture">
         <w:r>
           <w:rPr>
@@ -239,12 +325,12 @@
           <w:numId w:val="1002"/>
         </w:numPr>
       </w:pPr>
-      <w:hyperlink w:anchor="layer-5--superbridge-mcp-execution-layer">
+      <w:hyperlink w:anchor="X1176c0afdb124473750557f89f1c368ec2b9c42">
         <w:r>
           <w:rPr>
             <w:rStyle w:val="Hyperlink"/>
           </w:rPr>
-          <w:t xml:space="preserve">Layer 5 — SuperBridge MCP (Execution Layer)</w:t>
+          <w:t xml:space="preserve">Layer 5 (retired design) — SuperBridge MCP: never built, superseded</w:t>
         </w:r>
       </w:hyperlink>
     </w:p>
@@ -256,12 +342,12 @@
           <w:numId w:val="1002"/>
         </w:numPr>
       </w:pPr>
-      <w:hyperlink w:anchor="layer-6--helix-llm-inference-layer">
+      <w:hyperlink w:anchor="layer-5--helix-llm-inference-layer">
         <w:r>
           <w:rPr>
             <w:rStyle w:val="Hyperlink"/>
           </w:rPr>
-          <w:t xml:space="preserve">Layer 6 — Helix LLM (Inference Layer)</w:t>
+          <w:t xml:space="preserve">Layer 5 — Helix LLM (Inference Layer)</w:t>
         </w:r>
       </w:hyperlink>
     </w:p>
@@ -273,12 +359,12 @@
           <w:numId w:val="1002"/>
         </w:numPr>
       </w:pPr>
-      <w:hyperlink w:anchor="layer-7--distributed-host-cluster">
+      <w:hyperlink w:anchor="layer-6--distributed-host-cluster">
         <w:r>
           <w:rPr>
             <w:rStyle w:val="Hyperlink"/>
           </w:rPr>
-          <w:t xml:space="preserve">Layer 7 — Distributed Host Cluster</w:t>
+          <w:t xml:space="preserve">Layer 6 — Distributed Host Cluster</w:t>
         </w:r>
       </w:hyperlink>
     </w:p>
@@ -879,13 +965,27 @@
           <w:b/>
           <w:bCs/>
         </w:rPr>
-        <w:t xml:space="preserve">7-layer system architecture</w:t>
-      </w:r>
-      <w:r>
-        <w:t xml:space="preserve"> </w:t>
-      </w:r>
-      <w:r>
-        <w:t xml:space="preserve">with each layer's responsibilities, technologies, and contractual interfaces.</w:t>
+        <w:t xml:space="preserve">6-layer system architecture</w:t>
+      </w:r>
+      <w:r>
+        <w:t xml:space="preserve"> </w:t>
+      </w:r>
+      <w:r>
+        <w:t xml:space="preserve">(corrected 2026-09-22 — the original design's Layer 5 "SuperBridge MCP" was found not to exist as software; see the</w:t>
+      </w:r>
+      <w:r>
+        <w:t xml:space="preserve"> </w:t>
+      </w:r>
+      <w:hyperlink w:anchor="architecture-amendment-2026-09-22">
+        <w:r>
+          <w:rPr>
+            <w:rStyle w:val="Hyperlink"/>
+          </w:rPr>
+          <w:t xml:space="preserve">Architecture Amendment</w:t>
+        </w:r>
+      </w:hyperlink>
+      <w:r>
+        <w:t xml:space="preserve">) with each layer's responsibilities, technologies, and contractual interfaces.</w:t>
       </w:r>
     </w:p>
     <w:p>
@@ -1009,16 +1109,902 @@
     </w:p>
     <w:bookmarkEnd w:id="16"/>
     <w:bookmarkEnd w:id="17"/>
-    <w:bookmarkStart w:id="26" w:name="system-architecture"/>
+    <w:bookmarkStart w:id="18" w:name="architecture-amendment-2026-09-22"/>
     <w:p>
       <w:pPr>
         <w:pStyle w:val="Heading2"/>
       </w:pPr>
       <w:r>
+        <w:t xml:space="preserve">Architecture Amendment (2026-09-22)</w:t>
+      </w:r>
+    </w:p>
+    <w:p>
+      <w:pPr>
+        <w:pStyle w:val="FirstParagraph"/>
+      </w:pPr>
+      <w:r>
+        <w:rPr>
+          <w:b/>
+          <w:bCs/>
+        </w:rPr>
+        <w:t xml:space="preserve">HXC-159 Phase B3 finding.</w:t>
+      </w:r>
+      <w:r>
+        <w:t xml:space="preserve"> </w:t>
+      </w:r>
+      <w:r>
+        <w:t xml:space="preserve">The original design below (§2026-07-24) drew the Bridge</w:t>
+      </w:r>
+      <w:r>
+        <w:t xml:space="preserve"> </w:t>
+      </w:r>
+      <w:r>
+        <w:t xml:space="preserve">as a</w:t>
+      </w:r>
+      <w:r>
+        <w:t xml:space="preserve"> </w:t>
+      </w:r>
+      <w:r>
+        <w:rPr>
+          <w:b/>
+          <w:bCs/>
+        </w:rPr>
+        <w:t xml:space="preserve">7-layer</w:t>
+      </w:r>
+      <w:r>
+        <w:t xml:space="preserve"> </w:t>
+      </w:r>
+      <w:r>
+        <w:t xml:space="preserve">stack whose middle execution tier, "Layer 5 — SuperBridge MCP", was an</w:t>
+      </w:r>
+      <w:r>
+        <w:t xml:space="preserve"> </w:t>
+      </w:r>
+      <w:r>
+        <w:t xml:space="preserve">MCP (Model Context Protocol) server exposing the Superpowers skill suite as callable</w:t>
+      </w:r>
+      <w:r>
+        <w:t xml:space="preserve"> </w:t>
+      </w:r>
+      <w:r>
+        <w:t xml:space="preserve">tools. Phase B1's layer-presence probe</w:t>
+      </w:r>
+      <w:r>
+        <w:t xml:space="preserve"> </w:t>
+      </w:r>
+      <w:r>
+        <w:t xml:space="preserve">(</w:t>
+      </w:r>
+      <w:r>
+        <w:rPr>
+          <w:rStyle w:val="VerbatimChar"/>
+        </w:rPr>
+        <w:t xml:space="preserve">constitution/scripts/extensions/probe_bridge_layers.sh</w:t>
+      </w:r>
+      <w:r>
+        <w:t xml:space="preserve">) and Phase B3's independent</w:t>
+      </w:r>
+      <w:r>
+        <w:t xml:space="preserve"> </w:t>
+      </w:r>
+      <w:r>
+        <w:t xml:space="preserve">re-derivation both confirm:</w:t>
+      </w:r>
+      <w:r>
+        <w:t xml:space="preserve"> </w:t>
+      </w:r>
+      <w:r>
+        <w:rPr>
+          <w:b/>
+          <w:bCs/>
+        </w:rPr>
+        <w:t xml:space="preserve">"SuperBridge MCP" does not exist as installable software,</w:t>
+      </w:r>
+      <w:r>
+        <w:rPr>
+          <w:b/>
+          <w:bCs/>
+        </w:rPr>
+        <w:t xml:space="preserve"> </w:t>
+      </w:r>
+      <w:r>
+        <w:rPr>
+          <w:b/>
+          <w:bCs/>
+        </w:rPr>
+        <w:t xml:space="preserve">and never did.</w:t>
+      </w:r>
+    </w:p>
+    <w:p>
+      <w:pPr>
+        <w:pStyle w:val="BodyText"/>
+      </w:pPr>
+      <w:r>
+        <w:rPr>
+          <w:b/>
+          <w:bCs/>
+        </w:rPr>
+        <w:t xml:space="preserve">Two independent derivations (re-verified 2026-09-22, evidence at</w:t>
+      </w:r>
+      <w:r>
+        <w:rPr>
+          <w:b/>
+          <w:bCs/>
+        </w:rPr>
+        <w:t xml:space="preserve"> </w:t>
+      </w:r>
+      <w:r>
+        <w:rPr>
+          <w:rStyle w:val="VerbatimChar"/>
+          <w:b/>
+          <w:bCs/>
+        </w:rPr>
+        <w:t xml:space="preserve">qa-results/hxc159/l5_finding/20260922T210000Z/</w:t>
+      </w:r>
+      <w:r>
+        <w:rPr>
+          <w:b/>
+          <w:bCs/>
+        </w:rPr>
+        <w:t xml:space="preserve">):</w:t>
+      </w:r>
+    </w:p>
+    <w:p>
+      <w:pPr>
+        <w:pStyle w:val="Compact"/>
+        <w:numPr>
+          <w:ilvl w:val="0"/>
+          <w:numId w:val="1005"/>
+        </w:numPr>
+      </w:pPr>
+      <w:r>
+        <w:rPr>
+          <w:b/>
+          <w:bCs/>
+        </w:rPr>
+        <w:t xml:space="preserve">GitHub</w:t>
+      </w:r>
+      <w:r>
+        <w:t xml:space="preserve"> </w:t>
+      </w:r>
+      <w:r>
+        <w:t xml:space="preserve">— a repository search returns</w:t>
+      </w:r>
+      <w:r>
+        <w:t xml:space="preserve"> </w:t>
+      </w:r>
+      <w:r>
+        <w:rPr>
+          <w:rStyle w:val="VerbatimChar"/>
+        </w:rPr>
+        <w:t xml:space="preserve">total_count: 0</w:t>
+      </w:r>
+      <w:r>
+        <w:t xml:space="preserve">. A broader, authenticated</w:t>
+      </w:r>
+      <w:r>
+        <w:t xml:space="preserve"> </w:t>
+      </w:r>
+      <w:r>
+        <w:t xml:space="preserve">code search (reaching further than the original unauthenticated check) returns 17</w:t>
+      </w:r>
+      <w:r>
+        <w:t xml:space="preserve"> </w:t>
+      </w:r>
+      <w:r>
+        <w:t xml:space="preserve">hits, and every single one is inside this project's OWN GitHub mirror</w:t>
+      </w:r>
+      <w:r>
+        <w:t xml:space="preserve"> </w:t>
+      </w:r>
+      <w:r>
+        <w:t xml:space="preserve">(</w:t>
+      </w:r>
+      <w:r>
+        <w:rPr>
+          <w:rStyle w:val="VerbatimChar"/>
+        </w:rPr>
+        <w:t xml:space="preserve">HelixDevelopment/code</w:t>
+      </w:r>
+      <w:r>
+        <w:t xml:space="preserve">) — our own investigation documents about the non-existence</w:t>
+      </w:r>
+      <w:r>
+        <w:t xml:space="preserve"> </w:t>
+      </w:r>
+      <w:r>
+        <w:t xml:space="preserve">finding, not the software itself. Zero hits from any third-party repository.</w:t>
+      </w:r>
+    </w:p>
+    <w:p>
+      <w:pPr>
+        <w:pStyle w:val="Compact"/>
+        <w:numPr>
+          <w:ilvl w:val="0"/>
+          <w:numId w:val="1005"/>
+        </w:numPr>
+      </w:pPr>
+      <w:r>
+        <w:rPr>
+          <w:b/>
+          <w:bCs/>
+        </w:rPr>
+        <w:t xml:space="preserve">npm</w:t>
+      </w:r>
+      <w:r>
+        <w:t xml:space="preserve"> </w:t>
+      </w:r>
+      <w:r>
+        <w:t xml:space="preserve">— a fuzzy registry search over 95,472 ranked results contains no package</w:t>
+      </w:r>
+      <w:r>
+        <w:t xml:space="preserve"> </w:t>
+      </w:r>
+      <w:r>
+        <w:t xml:space="preserve">named</w:t>
+      </w:r>
+      <w:r>
+        <w:t xml:space="preserve"> </w:t>
+      </w:r>
+      <w:r>
+        <w:rPr>
+          <w:rStyle w:val="VerbatimChar"/>
+        </w:rPr>
+        <w:t xml:space="preserve">superbridge-mcp</w:t>
+      </w:r>
+      <w:r>
+        <w:t xml:space="preserve"> </w:t>
+      </w:r>
+      <w:r>
+        <w:t xml:space="preserve">or</w:t>
+      </w:r>
+      <w:r>
+        <w:t xml:space="preserve"> </w:t>
+      </w:r>
+      <w:r>
+        <w:rPr>
+          <w:rStyle w:val="VerbatimChar"/>
+        </w:rPr>
+        <w:t xml:space="preserve">SuperBridge MCP</w:t>
+      </w:r>
+      <w:r>
+        <w:t xml:space="preserve"> </w:t>
+      </w:r>
+      <w:r>
+        <w:t xml:space="preserve">(the nearest lexical neighbour,</w:t>
+      </w:r>
+      <w:r>
+        <w:t xml:space="preserve"> </w:t>
+      </w:r>
+      <w:r>
+        <w:rPr>
+          <w:rStyle w:val="VerbatimChar"/>
+        </w:rPr>
+        <w:t xml:space="preserve">@chenmk/superflow</w:t>
+      </w:r>
+      <w:r>
+        <w:t xml:space="preserve">, is a</w:t>
+      </w:r>
+      <w:r>
+        <w:t xml:space="preserve"> </w:t>
+      </w:r>
+      <w:r>
+        <w:rPr>
+          <w:i/>
+          <w:iCs/>
+        </w:rPr>
+        <w:t xml:space="preserve">different</w:t>
+      </w:r>
+      <w:r>
+        <w:t xml:space="preserve"> </w:t>
+      </w:r>
+      <w:r>
+        <w:t xml:space="preserve">tool). A direct exact-name lookup</w:t>
+      </w:r>
+      <w:r>
+        <w:t xml:space="preserve"> </w:t>
+      </w:r>
+      <w:r>
+        <w:t xml:space="preserve">(</w:t>
+      </w:r>
+      <w:r>
+        <w:rPr>
+          <w:rStyle w:val="VerbatimChar"/>
+        </w:rPr>
+        <w:t xml:space="preserve">GET /superbridge-mcp</w:t>
+      </w:r>
+      <w:r>
+        <w:t xml:space="preserve">) returns</w:t>
+      </w:r>
+      <w:r>
+        <w:t xml:space="preserve"> </w:t>
+      </w:r>
+      <w:r>
+        <w:rPr>
+          <w:b/>
+          <w:bCs/>
+        </w:rPr>
+        <w:t xml:space="preserve">HTTP 404 — package not found</w:t>
+      </w:r>
+      <w:r>
+        <w:t xml:space="preserve">, the strongest</w:t>
+      </w:r>
+      <w:r>
+        <w:t xml:space="preserve"> </w:t>
+      </w:r>
+      <w:r>
+        <w:t xml:space="preserve">single derivation in the set.</w:t>
+      </w:r>
+    </w:p>
+    <w:p>
+      <w:pPr>
+        <w:pStyle w:val="FirstParagraph"/>
+      </w:pPr>
+      <w:r>
+        <w:rPr>
+          <w:b/>
+          <w:bCs/>
+        </w:rPr>
+        <w:t xml:space="preserve">A third finding, from the design itself:</w:t>
+      </w:r>
+      <w:r>
+        <w:t xml:space="preserve"> </w:t>
+      </w:r>
+      <w:r>
+        <w:t xml:space="preserve">SuperB (Layer 4, the layer immediately</w:t>
+      </w:r>
+      <w:r>
+        <w:t xml:space="preserve"> </w:t>
+      </w:r>
+      <w:r>
+        <w:t xml:space="preserve">adjacent to the claimed L5 execution tier) states in its own published README that it</w:t>
+      </w:r>
+      <w:r>
+        <w:t xml:space="preserve"> </w:t>
+      </w:r>
+      <w:r>
+        <w:rPr>
+          <w:i/>
+          <w:iCs/>
+        </w:rPr>
+        <w:t xml:space="preserve">"owns no plan, task store, execution lifecycle, completion state, or convergence</w:t>
+      </w:r>
+      <w:r>
+        <w:rPr>
+          <w:i/>
+          <w:iCs/>
+        </w:rPr>
+        <w:t xml:space="preserve"> </w:t>
+      </w:r>
+      <w:r>
+        <w:rPr>
+          <w:i/>
+          <w:iCs/>
+        </w:rPr>
+        <w:t xml:space="preserve">command."</w:t>
+      </w:r>
+      <w:r>
+        <w:t xml:space="preserve"> </w:t>
+      </w:r>
+      <w:r>
+        <w:t xml:space="preserve">No adjacent, real layer in the original design ever claimed the execution</w:t>
+      </w:r>
+      <w:r>
+        <w:t xml:space="preserve"> </w:t>
+      </w:r>
+      <w:r>
+        <w:t xml:space="preserve">role either — L5 was a pure design gap from inception, not a missing installation.</w:t>
+      </w:r>
+    </w:p>
+    <w:p>
+      <w:pPr>
+        <w:pStyle w:val="BodyText"/>
+      </w:pPr>
+      <w:r>
+        <w:rPr>
+          <w:b/>
+          <w:bCs/>
+        </w:rPr>
+        <w:t xml:space="preserve">The substitution (proven by a real worked run, not asserted).</w:t>
+      </w:r>
+      <w:r>
+        <w:t xml:space="preserve"> </w:t>
+      </w:r>
+      <w:r>
+        <w:t xml:space="preserve">The execution tier</w:t>
+      </w:r>
+      <w:r>
+        <w:t xml:space="preserve"> </w:t>
+      </w:r>
+      <w:r>
+        <w:t xml:space="preserve">that actually fills this role — and has been WIRED and available in this repository</w:t>
+      </w:r>
+      <w:r>
+        <w:t xml:space="preserve"> </w:t>
+      </w:r>
+      <w:r>
+        <w:t xml:space="preserve">throughout — is</w:t>
+      </w:r>
+      <w:r>
+        <w:t xml:space="preserve"> </w:t>
+      </w:r>
+      <w:r>
+        <w:rPr>
+          <w:b/>
+          <w:bCs/>
+        </w:rPr>
+        <w:t xml:space="preserve">Spec Kit + Superpowers + Claude Code's own skill/subagent</w:t>
+      </w:r>
+      <w:r>
+        <w:rPr>
+          <w:b/>
+          <w:bCs/>
+        </w:rPr>
+        <w:t xml:space="preserve"> </w:t>
+      </w:r>
+      <w:r>
+        <w:rPr>
+          <w:b/>
+          <w:bCs/>
+        </w:rPr>
+        <w:t xml:space="preserve">machinery</w:t>
+      </w:r>
+      <w:r>
+        <w:t xml:space="preserve">. Every responsibility the original design assigned to the phantom MCP</w:t>
+      </w:r>
+      <w:r>
+        <w:t xml:space="preserve"> </w:t>
+      </w:r>
+      <w:r>
+        <w:t xml:space="preserve">server has a real owner among the other six layers:</w:t>
+      </w:r>
+    </w:p>
+    <w:tbl>
+      <w:tblPr>
+        <w:tblStyle w:val="Table"/>
+        <w:tblW w:type="auto" w:w="0"/>
+        <w:tblLook w:firstRow="1" w:lastRow="0" w:firstColumn="0" w:lastColumn="0" w:noHBand="0" w:noVBand="0" w:val="0020"/>
+      </w:tblPr>
+      <w:tblGrid>
+        <w:gridCol w:w="3960"/>
+        <w:gridCol w:w="3960"/>
+      </w:tblGrid>
+      <w:tr>
+        <w:trPr>
+          <w:tblHeader w:val="on"/>
+        </w:trPr>
+        <w:tc>
+          <w:tcPr/>
+          <w:p>
+            <w:pPr>
+              <w:pStyle w:val="Compact"/>
+            </w:pPr>
+            <w:r>
+              <w:t xml:space="preserve">Original claimed L5 responsibility</w:t>
+            </w:r>
+          </w:p>
+        </w:tc>
+        <w:tc>
+          <w:tcPr/>
+          <w:p>
+            <w:pPr>
+              <w:pStyle w:val="Compact"/>
+            </w:pPr>
+            <w:r>
+              <w:t xml:space="preserve">Actual owner</w:t>
+            </w:r>
+          </w:p>
+        </w:tc>
+      </w:tr>
+      <w:tr>
+        <w:tc>
+          <w:tcPr/>
+          <w:p>
+            <w:pPr>
+              <w:pStyle w:val="Compact"/>
+            </w:pPr>
+            <w:r>
+              <w:t xml:space="preserve">Skill contract exposure (the</w:t>
+            </w:r>
+            <w:r>
+              <w:t xml:space="preserve"> </w:t>
+            </w:r>
+            <w:r>
+              <w:rPr>
+                <w:rStyle w:val="VerbatimChar"/>
+              </w:rPr>
+              <w:t xml:space="preserve">superbridge_*</w:t>
+            </w:r>
+            <w:r>
+              <w:t xml:space="preserve"> </w:t>
+            </w:r>
+            <w:r>
+              <w:t xml:space="preserve">tool list)</w:t>
+            </w:r>
+          </w:p>
+        </w:tc>
+        <w:tc>
+          <w:tcPr/>
+          <w:p>
+            <w:pPr>
+              <w:pStyle w:val="Compact"/>
+            </w:pPr>
+            <w:r>
+              <w:t xml:space="preserve">Claude Code's own native skill system (</w:t>
+            </w:r>
+            <w:r>
+              <w:rPr>
+                <w:rStyle w:val="VerbatimChar"/>
+              </w:rPr>
+              <w:t xml:space="preserve">superpowers:*</w:t>
+            </w:r>
+            <w:r>
+              <w:t xml:space="preserve"> </w:t>
+            </w:r>
+            <w:r>
+              <w:t xml:space="preserve">skills, loaded directly — no MCP indirection needed)</w:t>
+            </w:r>
+          </w:p>
+        </w:tc>
+      </w:tr>
+      <w:tr>
+        <w:tc>
+          <w:tcPr/>
+          <w:p>
+            <w:pPr>
+              <w:pStyle w:val="Compact"/>
+            </w:pPr>
+            <w:r>
+              <w:t xml:space="preserve">Task decomposition / dispatch loop</w:t>
+            </w:r>
+          </w:p>
+        </w:tc>
+        <w:tc>
+          <w:tcPr/>
+          <w:p>
+            <w:pPr>
+              <w:pStyle w:val="Compact"/>
+            </w:pPr>
+            <w:r>
+              <w:rPr>
+                <w:rStyle w:val="VerbatimChar"/>
+              </w:rPr>
+              <w:t xml:space="preserve">speckit-tasks</w:t>
+            </w:r>
+            <w:r>
+              <w:t xml:space="preserve"> </w:t>
+            </w:r>
+            <w:r>
+              <w:t xml:space="preserve">(Layer 2), via SuperSpec's (Layer 3) template/preset resolution</w:t>
+            </w:r>
+          </w:p>
+        </w:tc>
+      </w:tr>
+      <w:tr>
+        <w:tc>
+          <w:tcPr/>
+          <w:p>
+            <w:pPr>
+              <w:pStyle w:val="Compact"/>
+            </w:pPr>
+            <w:r>
+              <w:t xml:space="preserve">Subagent execution of an individual task</w:t>
+            </w:r>
+          </w:p>
+        </w:tc>
+        <w:tc>
+          <w:tcPr/>
+          <w:p>
+            <w:pPr>
+              <w:pStyle w:val="Compact"/>
+            </w:pPr>
+            <w:r>
+              <w:t xml:space="preserve">Claude Code's native</w:t>
+            </w:r>
+            <w:r>
+              <w:t xml:space="preserve"> </w:t>
+            </w:r>
+            <w:r>
+              <w:rPr>
+                <w:rStyle w:val="VerbatimChar"/>
+              </w:rPr>
+              <w:t xml:space="preserve">Agent</w:t>
+            </w:r>
+            <w:r>
+              <w:t xml:space="preserve"> </w:t>
+            </w:r>
+            <w:r>
+              <w:t xml:space="preserve">tool — a genuine dispatched, isolated-context subagent (§11.4.20/§11.4.70)</w:t>
+            </w:r>
+          </w:p>
+        </w:tc>
+      </w:tr>
+      <w:tr>
+        <w:tc>
+          <w:tcPr/>
+          <w:p>
+            <w:pPr>
+              <w:pStyle w:val="Compact"/>
+            </w:pPr>
+            <w:r>
+              <w:t xml:space="preserve">Tool-contract verdict emission (PASS/FAIL + evidence path)</w:t>
+            </w:r>
+          </w:p>
+        </w:tc>
+        <w:tc>
+          <w:tcPr/>
+          <w:p>
+            <w:pPr>
+              <w:pStyle w:val="Compact"/>
+            </w:pPr>
+            <w:r>
+              <w:t xml:space="preserve">The dispatched subagent's own structured report + independent re-verification by the orchestrating session (§11.4.5/§11.4.69)</w:t>
+            </w:r>
+          </w:p>
+        </w:tc>
+      </w:tr>
+    </w:tbl>
+    <w:p>
+      <w:pPr>
+        <w:pStyle w:val="BodyText"/>
+      </w:pPr>
+      <w:r>
+        <w:t xml:space="preserve">This mapping was</w:t>
+      </w:r>
+      <w:r>
+        <w:t xml:space="preserve"> </w:t>
+      </w:r>
+      <w:r>
+        <w:rPr>
+          <w:b/>
+          <w:bCs/>
+        </w:rPr>
+        <w:t xml:space="preserve">proven by running the flow end to end</w:t>
+      </w:r>
+      <w:r>
+        <w:t xml:space="preserve"> </w:t>
+      </w:r>
+      <w:r>
+        <w:t xml:space="preserve">—</w:t>
+      </w:r>
+      <w:r>
+        <w:t xml:space="preserve"> </w:t>
+      </w:r>
+      <w:r>
+        <w:rPr>
+          <w:rStyle w:val="VerbatimChar"/>
+        </w:rPr>
+        <w:t xml:space="preserve">/speckit-specify → /speckit-plan → /speckit-tasks → /speckit-implement</w:t>
+      </w:r>
+      <w:r>
+        <w:t xml:space="preserve">, driving a</w:t>
+      </w:r>
+      <w:r>
+        <w:t xml:space="preserve"> </w:t>
+      </w:r>
+      <w:r>
+        <w:t xml:space="preserve">real dispatched subagent that wrote a real file with zero MCP calls, in an isolated</w:t>
+      </w:r>
+      <w:r>
+        <w:t xml:space="preserve"> </w:t>
+      </w:r>
+      <w:r>
+        <w:t xml:space="preserve">git worktree — captured as a full bidirectional transcript at</w:t>
+      </w:r>
+      <w:r>
+        <w:t xml:space="preserve"> </w:t>
+      </w:r>
+      <w:r>
+        <w:rPr>
+          <w:rStyle w:val="VerbatimChar"/>
+        </w:rPr>
+        <w:t xml:space="preserve">docs/qa/hxc159_b3_speckit_demo_20260922T211500Z/</w:t>
+      </w:r>
+      <w:r>
+        <w:t xml:space="preserve"> </w:t>
+      </w:r>
+      <w:r>
+        <w:t xml:space="preserve">per §11.4.83. During that same run,</w:t>
+      </w:r>
+      <w:r>
+        <w:t xml:space="preserve"> </w:t>
+      </w:r>
+      <w:r>
+        <w:rPr>
+          <w:rStyle w:val="VerbatimChar"/>
+        </w:rPr>
+        <w:t xml:space="preserve">speckit-tasks</w:t>
+      </w:r>
+      <w:r>
+        <w:t xml:space="preserve">'s prerequisite check independently resolved its template file THROUGH</w:t>
+      </w:r>
+      <w:r>
+        <w:t xml:space="preserve"> </w:t>
+      </w:r>
+      <w:r>
+        <w:rPr>
+          <w:rStyle w:val="VerbatimChar"/>
+        </w:rPr>
+        <w:t xml:space="preserve">.specify/extensions/superspec/</w:t>
+      </w:r>
+      <w:r>
+        <w:t xml:space="preserve"> </w:t>
+      </w:r>
+      <w:r>
+        <w:t xml:space="preserve">— incidental, real confirmation that Layer 3</w:t>
+      </w:r>
+      <w:r>
+        <w:t xml:space="preserve"> </w:t>
+      </w:r>
+      <w:r>
+        <w:t xml:space="preserve">(SuperSpec) is genuinely wired, exactly as this substitution mapping assumes.</w:t>
+      </w:r>
+    </w:p>
+    <w:p>
+      <w:pPr>
+        <w:pStyle w:val="BodyText"/>
+      </w:pPr>
+      <w:r>
+        <w:rPr>
+          <w:b/>
+          <w:bCs/>
+        </w:rPr>
+        <w:t xml:space="preserve">What changed in this document.</w:t>
+      </w:r>
+      <w:r>
+        <w:t xml:space="preserve"> </w:t>
+      </w:r>
+      <w:r>
+        <w:t xml:space="preserve">The architecture is redrawn below as</w:t>
+      </w:r>
+      <w:r>
+        <w:t xml:space="preserve"> </w:t>
+      </w:r>
+      <w:r>
+        <w:rPr>
+          <w:b/>
+          <w:bCs/>
+        </w:rPr>
+        <w:t xml:space="preserve">6 layers</w:t>
+      </w:r>
+      <w:r>
+        <w:t xml:space="preserve">:</w:t>
+      </w:r>
+      <w:r>
+        <w:t xml:space="preserve"> </w:t>
+      </w:r>
+      <w:r>
+        <w:t xml:space="preserve">Layer 1 (Developer Workstation), Layer 2 (Spec-Kit Core), Layer 3 (SuperSpec Bridge),</w:t>
+      </w:r>
+      <w:r>
+        <w:t xml:space="preserve"> </w:t>
+      </w:r>
+      <w:r>
+        <w:t xml:space="preserve">Layer 4 (SuperB Extension), Layer 5 (Helix LLM — renumbered from the original Layer 6),</w:t>
+      </w:r>
+      <w:r>
+        <w:t xml:space="preserve"> </w:t>
+      </w:r>
+      <w:r>
+        <w:t xml:space="preserve">Layer 6 (Distributed Host Cluster — renumbered from the original Layer 7). The original</w:t>
+      </w:r>
+      <w:r>
+        <w:t xml:space="preserve"> </w:t>
+      </w:r>
+      <w:r>
+        <w:t xml:space="preserve">Layer 5 "SuperBridge MCP" design content is</w:t>
+      </w:r>
+      <w:r>
+        <w:t xml:space="preserve"> </w:t>
+      </w:r>
+      <w:r>
+        <w:rPr>
+          <w:b/>
+          <w:bCs/>
+        </w:rPr>
+        <w:t xml:space="preserve">retained below, not deleted</w:t>
+      </w:r>
+      <w:r>
+        <w:t xml:space="preserve"> </w:t>
+      </w:r>
+      <w:r>
+        <w:t xml:space="preserve">(per</w:t>
+      </w:r>
+      <w:r>
+        <w:t xml:space="preserve"> </w:t>
+      </w:r>
+      <w:r>
+        <w:t xml:space="preserve">§11.4.35 no-silent-promotion-or-demotion and §11.4.124 investigate-before-remove</w:t>
+      </w:r>
+      <w:r>
+        <w:t xml:space="preserve"> </w:t>
+      </w:r>
+      <w:r>
+        <w:t xml:space="preserve">applied to design content) but is now clearly marked</w:t>
+      </w:r>
+      <w:r>
+        <w:t xml:space="preserve"> </w:t>
+      </w:r>
+      <w:r>
+        <w:rPr>
+          <w:b/>
+          <w:bCs/>
+        </w:rPr>
+        <w:t xml:space="preserve">RETIRED DESIGN — never built, superseded by the substitution above</w:t>
+      </w:r>
+      <w:r>
+        <w:t xml:space="preserve"> </w:t>
+      </w:r>
+      <w:r>
+        <w:t xml:space="preserve">rather than</w:t>
+      </w:r>
+      <w:r>
+        <w:t xml:space="preserve"> </w:t>
+      </w:r>
+      <w:r>
+        <w:t xml:space="preserve">presented as part of the live, shipped architecture. Every diagram, data-flow trace,</w:t>
+      </w:r>
+      <w:r>
+        <w:t xml:space="preserve"> </w:t>
+      </w:r>
+      <w:r>
+        <w:t xml:space="preserve">directory-structure listing, and cross-reference in this document that assumed the</w:t>
+      </w:r>
+      <w:r>
+        <w:t xml:space="preserve"> </w:t>
+      </w:r>
+      <w:r>
+        <w:t xml:space="preserve">7-layer numbering has been corrected to the 6-layer numbering in the same pass. No</w:t>
+      </w:r>
+      <w:r>
+        <w:t xml:space="preserve"> </w:t>
+      </w:r>
+      <w:r>
+        <w:t xml:space="preserve">artefact in this corpus references a live "SuperBridge MCP" endpoint after this</w:t>
+      </w:r>
+      <w:r>
+        <w:t xml:space="preserve"> </w:t>
+      </w:r>
+      <w:r>
+        <w:t xml:space="preserve">amendment (§11.4.168 exported-document validation confirms the same for the HTML/PDF/</w:t>
+      </w:r>
+      <w:r>
+        <w:t xml:space="preserve"> </w:t>
+      </w:r>
+      <w:r>
+        <w:t xml:space="preserve">DOCX exports — see the export-validation record at</w:t>
+      </w:r>
+      <w:r>
+        <w:t xml:space="preserve"> </w:t>
+      </w:r>
+      <w:r>
+        <w:rPr>
+          <w:rStyle w:val="VerbatimChar"/>
+        </w:rPr>
+        <w:t xml:space="preserve">qa-results/hxc159/bridge_redraw/</w:t>
+      </w:r>
+      <w:r>
+        <w:t xml:space="preserve">).</w:t>
+      </w:r>
+    </w:p>
+    <w:p>
+      <w:r>
+        <w:pict>
+          <v:rect style="width:0;height:1.5pt" o:hralign="center" o:hrstd="t" o:hr="t"/>
+        </w:pict>
+      </w:r>
+    </w:p>
+    <w:bookmarkEnd w:id="18"/>
+    <w:bookmarkStart w:id="27" w:name="system-architecture"/>
+    <w:p>
+      <w:pPr>
+        <w:pStyle w:val="Heading2"/>
+      </w:pPr>
+      <w:r>
         <w:t xml:space="preserve">System Architecture</w:t>
       </w:r>
     </w:p>
-    <w:bookmarkStart w:id="18" w:name="architecture-diagram"/>
+    <w:bookmarkStart w:id="19" w:name="architecture-diagram"/>
     <w:p>
       <w:pPr>
         <w:pStyle w:val="Heading3"/>
@@ -1044,7 +2030,7 @@
         <w:rPr>
           <w:rStyle w:val="VerbatimChar"/>
         </w:rPr>
-        <w:t xml:space="preserve">│  Layer 7: Distributed Host Cluster                                           │</w:t>
+        <w:t xml:space="preserve">│  Layer 6: Distributed Host Cluster                                           │</w:t>
       </w:r>
       <w:r>
         <w:br/>
@@ -1134,7 +2120,7 @@
         <w:rPr>
           <w:rStyle w:val="VerbatimChar"/>
         </w:rPr>
-        <w:t xml:space="preserve">│  Layer 6: Helix LLM (Inference Layer)                                        │</w:t>
+        <w:t xml:space="preserve">│  Layer 5: Helix LLM (Inference Layer)                                        │</w:t>
       </w:r>
       <w:r>
         <w:br/>
@@ -1242,6 +2228,33 @@
         <w:rPr>
           <w:rStyle w:val="VerbatimChar"/>
         </w:rPr>
+        <w:t xml:space="preserve">│  │  Execution NOTE (2026-09-22): individual nano-task execution is       │   │</w:t>
+      </w:r>
+      <w:r>
+        <w:br/>
+      </w:r>
+      <w:r>
+        <w:rPr>
+          <w:rStyle w:val="VerbatimChar"/>
+        </w:rPr>
+        <w:t xml:space="preserve">│  │  carried out by Claude Code's own skill/subagent machinery, not an   │   │</w:t>
+      </w:r>
+      <w:r>
+        <w:br/>
+      </w:r>
+      <w:r>
+        <w:rPr>
+          <w:rStyle w:val="VerbatimChar"/>
+        </w:rPr>
+        <w:t xml:space="preserve">│  │  MCP server — see the Architecture Amendment above.                  │   │</w:t>
+      </w:r>
+      <w:r>
+        <w:br/>
+      </w:r>
+      <w:r>
+        <w:rPr>
+          <w:rStyle w:val="VerbatimChar"/>
+        </w:rPr>
         <w:t xml:space="preserve">│  └──────────────────────────────────────────────────────────────────────┘   │</w:t>
       </w:r>
       <w:r>
@@ -1278,7 +2291,7 @@
         <w:rPr>
           <w:rStyle w:val="VerbatimChar"/>
         </w:rPr>
-        <w:t xml:space="preserve">│  Layer 5: SuperBridge MCP (Execution Layer)                                  │</w:t>
+        <w:t xml:space="preserve">│  Layer 4: SuperB Extension (Discipline Enforcement)                          │</w:t>
       </w:r>
       <w:r>
         <w:br/>
@@ -1296,25 +2309,43 @@
         <w:rPr>
           <w:rStyle w:val="VerbatimChar"/>
         </w:rPr>
-        <w:t xml:space="preserve">│  │  MCP Server exposing Superpowers skill suite:                        │   │</w:t>
-      </w:r>
-      <w:r>
-        <w:br/>
-      </w:r>
-      <w:r>
-        <w:rPr>
-          <w:rStyle w:val="VerbatimChar"/>
-        </w:rPr>
-        <w:t xml:space="preserve">│  │  brainstorm │ debug │ review │ test-gen │ red-green-refactor │        │   │</w:t>
-      </w:r>
-      <w:r>
-        <w:br/>
-      </w:r>
-      <w:r>
-        <w:rPr>
-          <w:rStyle w:val="VerbatimChar"/>
-        </w:rPr>
-        <w:t xml:space="preserve">│  │  analyze-arch │ refactor │ document │ search │ more...               │   │</w:t>
+        <w:t xml:space="preserve">│  │  ┌─────────┐  ┌─────────┐  ┌───────────────┐  ┌──────────────────┐   │   │</w:t>
+      </w:r>
+      <w:r>
+        <w:br/>
+      </w:r>
+      <w:r>
+        <w:rPr>
+          <w:rStyle w:val="VerbatimChar"/>
+        </w:rPr>
+        <w:t xml:space="preserve">│  │  │ check   │  │brainstorm│  │implementation │  │ critique /      │   │   │</w:t>
+      </w:r>
+      <w:r>
+        <w:br/>
+      </w:r>
+      <w:r>
+        <w:rPr>
+          <w:rStyle w:val="VerbatimChar"/>
+        </w:rPr>
+        <w:t xml:space="preserve">│  │  │(pre-    │  │(solution │  │-gate          │  │ debug / finish  │   │   │</w:t>
+      </w:r>
+      <w:r>
+        <w:br/>
+      </w:r>
+      <w:r>
+        <w:rPr>
+          <w:rStyle w:val="VerbatimChar"/>
+        </w:rPr>
+        <w:t xml:space="preserve">│  │  │gate)    │  │design)   │  │(TDD RED-first)│  │(verify+close)   │   │   │</w:t>
+      </w:r>
+      <w:r>
+        <w:br/>
+      </w:r>
+      <w:r>
+        <w:rPr>
+          <w:rStyle w:val="VerbatimChar"/>
+        </w:rPr>
+        <w:t xml:space="preserve">│  │  └─────────┘  └─────────┘  └───────────────┘  └──────────────────┘   │   │</w:t>
       </w:r>
       <w:r>
         <w:br/>
@@ -1332,25 +2363,16 @@
         <w:rPr>
           <w:rStyle w:val="VerbatimChar"/>
         </w:rPr>
-        <w:t xml:space="preserve">│  │  Tool contracts:    each tool emits structured (PASS/FAIL + evidence  │   │</w:t>
-      </w:r>
-      <w:r>
-        <w:br/>
-      </w:r>
-      <w:r>
-        <w:rPr>
-          <w:rStyle w:val="VerbatimChar"/>
-        </w:rPr>
-        <w:t xml:space="preserve">│  │                     path) per §11.4.69; self-validated with golden-   │   │</w:t>
-      </w:r>
-      <w:r>
-        <w:br/>
-      </w:r>
-      <w:r>
-        <w:rPr>
-          <w:rStyle w:val="VerbatimChar"/>
-        </w:rPr>
-        <w:t xml:space="preserve">│  │                     good/golden-bad fixtures per §11.4.107(10)        │   │</w:t>
+        <w:t xml:space="preserve">│  │  Gate contracts:    Each gate emits a PASS/FAIL verdict backed by     │   │</w:t>
+      </w:r>
+      <w:r>
+        <w:br/>
+      </w:r>
+      <w:r>
+        <w:rPr>
+          <w:rStyle w:val="VerbatimChar"/>
+        </w:rPr>
+        <w:t xml:space="preserve">│  │                     captured physical evidence; no metadata-only PASS │   │</w:t>
       </w:r>
       <w:r>
         <w:br/>
@@ -1395,7 +2417,7 @@
         <w:rPr>
           <w:rStyle w:val="VerbatimChar"/>
         </w:rPr>
-        <w:t xml:space="preserve">│  Layer 4: SuperB Extension (Discipline Enforcement)                          │</w:t>
+        <w:t xml:space="preserve">│  Layer 3: SuperSpec Bridge (Orchestration Layer)                             │</w:t>
       </w:r>
       <w:r>
         <w:br/>
@@ -1413,70 +2435,43 @@
         <w:rPr>
           <w:rStyle w:val="VerbatimChar"/>
         </w:rPr>
-        <w:t xml:space="preserve">│  │  ┌─────────┐  ┌─────────┐  ┌───────────────┐  ┌──────────────────┐   │   │</w:t>
-      </w:r>
-      <w:r>
-        <w:br/>
-      </w:r>
-      <w:r>
-        <w:rPr>
-          <w:rStyle w:val="VerbatimChar"/>
-        </w:rPr>
-        <w:t xml:space="preserve">│  │  │ check   │  │brainstorm│  │implementation │  │ critique /      │   │   │</w:t>
-      </w:r>
-      <w:r>
-        <w:br/>
-      </w:r>
-      <w:r>
-        <w:rPr>
-          <w:rStyle w:val="VerbatimChar"/>
-        </w:rPr>
-        <w:t xml:space="preserve">│  │  │(pre-    │  │(solution │  │-gate          │  │ debug / finish  │   │   │</w:t>
-      </w:r>
-      <w:r>
-        <w:br/>
-      </w:r>
-      <w:r>
-        <w:rPr>
-          <w:rStyle w:val="VerbatimChar"/>
-        </w:rPr>
-        <w:t xml:space="preserve">│  │  │gate)    │  │design)   │  │(TDD RED-first)│  │(verify+close)   │   │   │</w:t>
-      </w:r>
-      <w:r>
-        <w:br/>
-      </w:r>
-      <w:r>
-        <w:rPr>
-          <w:rStyle w:val="VerbatimChar"/>
-        </w:rPr>
-        <w:t xml:space="preserve">│  │  └─────────┘  └─────────┘  └───────────────┘  └──────────────────┘   │   │</w:t>
-      </w:r>
-      <w:r>
-        <w:br/>
-      </w:r>
-      <w:r>
-        <w:rPr>
-          <w:rStyle w:val="VerbatimChar"/>
-        </w:rPr>
-        <w:t xml:space="preserve">│  │                                                                       │   │</w:t>
-      </w:r>
-      <w:r>
-        <w:br/>
-      </w:r>
-      <w:r>
-        <w:rPr>
-          <w:rStyle w:val="VerbatimChar"/>
-        </w:rPr>
-        <w:t xml:space="preserve">│  │  Gate contracts:    Each gate emits a PASS/FAIL verdict backed by     │   │</w:t>
-      </w:r>
-      <w:r>
-        <w:br/>
-      </w:r>
-      <w:r>
-        <w:rPr>
-          <w:rStyle w:val="VerbatimChar"/>
-        </w:rPr>
-        <w:t xml:space="preserve">│  │                     captured physical evidence; no metadata-only PASS │   │</w:t>
+        <w:t xml:space="preserve">│  │  ┌─────────┐  ┌──────────┐  ┌─────────┐  ┌─────────┐  ┌─────────┐   │   │</w:t>
+      </w:r>
+      <w:r>
+        <w:br/>
+      </w:r>
+      <w:r>
+        <w:rPr>
+          <w:rStyle w:val="VerbatimChar"/>
+        </w:rPr>
+        <w:t xml:space="preserve">│  │  │ status  │  │brainstorm│  │ tasks   │  │ execute │  │ review  │   │   │</w:t>
+      </w:r>
+      <w:r>
+        <w:br/>
+      </w:r>
+      <w:r>
+        <w:rPr>
+          <w:rStyle w:val="VerbatimChar"/>
+        </w:rPr>
+        <w:t xml:space="preserve">│  │  │(context │  │(solution │  │(nano-   │  │(subagent│  │(indep.  │   │   │</w:t>
+      </w:r>
+      <w:r>
+        <w:br/>
+      </w:r>
+      <w:r>
+        <w:rPr>
+          <w:rStyle w:val="VerbatimChar"/>
+        </w:rPr>
+        <w:t xml:space="preserve">│  │  │ snapshot│  │design)   │  │decomp)  │  │dispatch)│  │review)  │   │   │</w:t>
+      </w:r>
+      <w:r>
+        <w:br/>
+      </w:r>
+      <w:r>
+        <w:rPr>
+          <w:rStyle w:val="VerbatimChar"/>
+        </w:rPr>
+        <w:t xml:space="preserve">│  │  └─────────┘  └──────────┘  └─────────┘  └─────────┘  └─────────┘   │   │</w:t>
       </w:r>
       <w:r>
         <w:br/>
@@ -1521,7 +2516,7 @@
         <w:rPr>
           <w:rStyle w:val="VerbatimChar"/>
         </w:rPr>
-        <w:t xml:space="preserve">│  Layer 3: SuperSpec Bridge (Orchestration Layer)                             │</w:t>
+        <w:t xml:space="preserve">│  Layer 2: Spec-Kit Core (Governance Layer)                                   │</w:t>
       </w:r>
       <w:r>
         <w:br/>
@@ -1539,43 +2534,115 @@
         <w:rPr>
           <w:rStyle w:val="VerbatimChar"/>
         </w:rPr>
-        <w:t xml:space="preserve">│  │  ┌─────────┐  ┌──────────┐  ┌─────────┐  ┌─────────┐  ┌─────────┐   │   │</w:t>
-      </w:r>
-      <w:r>
-        <w:br/>
-      </w:r>
-      <w:r>
-        <w:rPr>
-          <w:rStyle w:val="VerbatimChar"/>
-        </w:rPr>
-        <w:t xml:space="preserve">│  │  │ status  │  │brainstorm│  │ tasks   │  │ execute │  │ review  │   │   │</w:t>
-      </w:r>
-      <w:r>
-        <w:br/>
-      </w:r>
-      <w:r>
-        <w:rPr>
-          <w:rStyle w:val="VerbatimChar"/>
-        </w:rPr>
-        <w:t xml:space="preserve">│  │  │(context │  │(solution │  │(nano-   │  │(subagent│  │(indep.  │   │   │</w:t>
-      </w:r>
-      <w:r>
-        <w:br/>
-      </w:r>
-      <w:r>
-        <w:rPr>
-          <w:rStyle w:val="VerbatimChar"/>
-        </w:rPr>
-        <w:t xml:space="preserve">│  │  │ snapshot│  │design)   │  │decomp)  │  │dispatch)│  │review)  │   │   │</w:t>
-      </w:r>
-      <w:r>
-        <w:br/>
-      </w:r>
-      <w:r>
-        <w:rPr>
-          <w:rStyle w:val="VerbatimChar"/>
-        </w:rPr>
-        <w:t xml:space="preserve">│  │  └─────────┘  └──────────┘  └─────────┘  └─────────┘  └─────────┘   │   │</w:t>
+        <w:t xml:space="preserve">│  │  ┌──────────────┐  ┌──────────────┐  ┌──────────────┐                │   │</w:t>
+      </w:r>
+      <w:r>
+        <w:br/>
+      </w:r>
+      <w:r>
+        <w:rPr>
+          <w:rStyle w:val="VerbatimChar"/>
+        </w:rPr>
+        <w:t xml:space="preserve">│  │  │ Constitution │  │ Specify      │  │ Plan         │                │   │</w:t>
+      </w:r>
+      <w:r>
+        <w:br/>
+      </w:r>
+      <w:r>
+        <w:rPr>
+          <w:rStyle w:val="VerbatimChar"/>
+        </w:rPr>
+        <w:t xml:space="preserve">│  │  │ (mandates,   │  │ (feature     │  │ (architectural│               │   │</w:t>
+      </w:r>
+      <w:r>
+        <w:br/>
+      </w:r>
+      <w:r>
+        <w:rPr>
+          <w:rStyle w:val="VerbatimChar"/>
+        </w:rPr>
+        <w:t xml:space="preserve">│  │  │  invariants, │  │  specification│  │  design,     │               │   │</w:t>
+      </w:r>
+      <w:r>
+        <w:br/>
+      </w:r>
+      <w:r>
+        <w:rPr>
+          <w:rStyle w:val="VerbatimChar"/>
+        </w:rPr>
+        <w:t xml:space="preserve">│  │  │  enforcement)│  │  with accept- │  │  research)    │               │   │</w:t>
+      </w:r>
+      <w:r>
+        <w:br/>
+      </w:r>
+      <w:r>
+        <w:rPr>
+          <w:rStyle w:val="VerbatimChar"/>
+        </w:rPr>
+        <w:t xml:space="preserve">│  │  └──────────────┘  │  ance criteria│  └──────────────┘                │   │</w:t>
+      </w:r>
+      <w:r>
+        <w:br/>
+      </w:r>
+      <w:r>
+        <w:rPr>
+          <w:rStyle w:val="VerbatimChar"/>
+        </w:rPr>
+        <w:t xml:space="preserve">│  │                    └──────────────┘                                   │   │</w:t>
+      </w:r>
+      <w:r>
+        <w:br/>
+      </w:r>
+      <w:r>
+        <w:rPr>
+          <w:rStyle w:val="VerbatimChar"/>
+        </w:rPr>
+        <w:t xml:space="preserve">│  │  ┌──────────────┐  ┌──────────────────────────────────────────────┐  │   │</w:t>
+      </w:r>
+      <w:r>
+        <w:br/>
+      </w:r>
+      <w:r>
+        <w:rPr>
+          <w:rStyle w:val="VerbatimChar"/>
+        </w:rPr>
+        <w:t xml:space="preserve">│  │  │ Tasks        │  │ Implement (subagent-driven per §11.4.70,     │  │   │</w:t>
+      </w:r>
+      <w:r>
+        <w:br/>
+      </w:r>
+      <w:r>
+        <w:rPr>
+          <w:rStyle w:val="VerbatimChar"/>
+        </w:rPr>
+        <w:t xml:space="preserve">│  │  │ (nano-task   │  │ TDD RED→GREEN per §11.4.43, four-layer       │  │   │</w:t>
+      </w:r>
+      <w:r>
+        <w:br/>
+      </w:r>
+      <w:r>
+        <w:rPr>
+          <w:rStyle w:val="VerbatimChar"/>
+        </w:rPr>
+        <w:t xml:space="preserve">│  │  │  dependency  │  │  coverage per §11.4.4(b), independent         │  │   │</w:t>
+      </w:r>
+      <w:r>
+        <w:br/>
+      </w:r>
+      <w:r>
+        <w:rPr>
+          <w:rStyle w:val="VerbatimChar"/>
+        </w:rPr>
+        <w:t xml:space="preserve">│  │  │  DAG)        │  │  code-review per §11.4.125/§11.4.142)        │  │   │</w:t>
+      </w:r>
+      <w:r>
+        <w:br/>
+      </w:r>
+      <w:r>
+        <w:rPr>
+          <w:rStyle w:val="VerbatimChar"/>
+        </w:rPr>
+        <w:t xml:space="preserve">│  │  └──────────────┘  └──────────────────────────────────────────────┘  │   │</w:t>
       </w:r>
       <w:r>
         <w:br/>
@@ -1620,133 +2687,115 @@
         <w:rPr>
           <w:rStyle w:val="VerbatimChar"/>
         </w:rPr>
-        <w:t xml:space="preserve">│  Layer 2: Spec-Kit Core (Governance Layer)                                   │</w:t>
-      </w:r>
-      <w:r>
-        <w:br/>
-      </w:r>
-      <w:r>
-        <w:rPr>
-          <w:rStyle w:val="VerbatimChar"/>
-        </w:rPr>
-        <w:t xml:space="preserve">│  ┌──────────────────────────────────────────────────────────────────────┐   │</w:t>
-      </w:r>
-      <w:r>
-        <w:br/>
-      </w:r>
-      <w:r>
-        <w:rPr>
-          <w:rStyle w:val="VerbatimChar"/>
-        </w:rPr>
-        <w:t xml:space="preserve">│  │  ┌──────────────┐  ┌──────────────┐  ┌──────────────┐                │   │</w:t>
-      </w:r>
-      <w:r>
-        <w:br/>
-      </w:r>
-      <w:r>
-        <w:rPr>
-          <w:rStyle w:val="VerbatimChar"/>
-        </w:rPr>
-        <w:t xml:space="preserve">│  │  │ Constitution │  │ Specify      │  │ Plan         │                │   │</w:t>
-      </w:r>
-      <w:r>
-        <w:br/>
-      </w:r>
-      <w:r>
-        <w:rPr>
-          <w:rStyle w:val="VerbatimChar"/>
-        </w:rPr>
-        <w:t xml:space="preserve">│  │  │ (mandates,   │  │ (feature     │  │ (architectural│               │   │</w:t>
-      </w:r>
-      <w:r>
-        <w:br/>
-      </w:r>
-      <w:r>
-        <w:rPr>
-          <w:rStyle w:val="VerbatimChar"/>
-        </w:rPr>
-        <w:t xml:space="preserve">│  │  │  invariants, │  │  specification│  │  design,     │               │   │</w:t>
-      </w:r>
-      <w:r>
-        <w:br/>
-      </w:r>
-      <w:r>
-        <w:rPr>
-          <w:rStyle w:val="VerbatimChar"/>
-        </w:rPr>
-        <w:t xml:space="preserve">│  │  │  enforcement)│  │  with accept- │  │  research)    │               │   │</w:t>
-      </w:r>
-      <w:r>
-        <w:br/>
-      </w:r>
-      <w:r>
-        <w:rPr>
-          <w:rStyle w:val="VerbatimChar"/>
-        </w:rPr>
-        <w:t xml:space="preserve">│  │  └──────────────┘  │  ance criteria│  └──────────────┘                │   │</w:t>
-      </w:r>
-      <w:r>
-        <w:br/>
-      </w:r>
-      <w:r>
-        <w:rPr>
-          <w:rStyle w:val="VerbatimChar"/>
-        </w:rPr>
-        <w:t xml:space="preserve">│  │                    └──────────────┘                                   │   │</w:t>
-      </w:r>
-      <w:r>
-        <w:br/>
-      </w:r>
-      <w:r>
-        <w:rPr>
-          <w:rStyle w:val="VerbatimChar"/>
-        </w:rPr>
-        <w:t xml:space="preserve">│  │  ┌──────────────┐  ┌──────────────────────────────────────────────┐  │   │</w:t>
-      </w:r>
-      <w:r>
-        <w:br/>
-      </w:r>
-      <w:r>
-        <w:rPr>
-          <w:rStyle w:val="VerbatimChar"/>
-        </w:rPr>
-        <w:t xml:space="preserve">│  │  │ Tasks        │  │ Implement (subagent-driven per §11.4.70,     │  │   │</w:t>
-      </w:r>
-      <w:r>
-        <w:br/>
-      </w:r>
-      <w:r>
-        <w:rPr>
-          <w:rStyle w:val="VerbatimChar"/>
-        </w:rPr>
-        <w:t xml:space="preserve">│  │  │ (nano-task   │  │ TDD RED→GREEN per §11.4.43, four-layer       │  │   │</w:t>
-      </w:r>
-      <w:r>
-        <w:br/>
-      </w:r>
-      <w:r>
-        <w:rPr>
-          <w:rStyle w:val="VerbatimChar"/>
-        </w:rPr>
-        <w:t xml:space="preserve">│  │  │  dependency  │  │  coverage per §11.4.4(b), independent         │  │   │</w:t>
-      </w:r>
-      <w:r>
-        <w:br/>
-      </w:r>
-      <w:r>
-        <w:rPr>
-          <w:rStyle w:val="VerbatimChar"/>
-        </w:rPr>
-        <w:t xml:space="preserve">│  │  │  DAG)        │  │  code-review per §11.4.125/§11.4.142)        │  │   │</w:t>
-      </w:r>
-      <w:r>
-        <w:br/>
-      </w:r>
-      <w:r>
-        <w:rPr>
-          <w:rStyle w:val="VerbatimChar"/>
-        </w:rPr>
-        <w:t xml:space="preserve">│  │  └──────────────┘  └──────────────────────────────────────────────┘  │   │</w:t>
+        <w:t xml:space="preserve">│  Layer 1: Developer Workstation    │                                         │</w:t>
+      </w:r>
+      <w:r>
+        <w:br/>
+      </w:r>
+      <w:r>
+        <w:rPr>
+          <w:rStyle w:val="VerbatimChar"/>
+        </w:rPr>
+        <w:t xml:space="preserve">│  ┌─────────────────────────────────┴─────────────────────────────────────┐   │</w:t>
+      </w:r>
+      <w:r>
+        <w:br/>
+      </w:r>
+      <w:r>
+        <w:rPr>
+          <w:rStyle w:val="VerbatimChar"/>
+        </w:rPr>
+        <w:t xml:space="preserve">│  │  Threadripper 64-core / 256GB DDR5 ECC / RTX A6000 32GB               │   │</w:t>
+      </w:r>
+      <w:r>
+        <w:br/>
+      </w:r>
+      <w:r>
+        <w:rPr>
+          <w:rStyle w:val="VerbatimChar"/>
+        </w:rPr>
+        <w:t xml:space="preserve">│  │  ┌─────────────┐  ┌─────────────┐  ┌─────────────┐  ┌─────────────┐  │   │</w:t>
+      </w:r>
+      <w:r>
+        <w:br/>
+      </w:r>
+      <w:r>
+        <w:rPr>
+          <w:rStyle w:val="VerbatimChar"/>
+        </w:rPr>
+        <w:t xml:space="preserve">│  │  │ CLI Agent   │  │ Git repos   │  │ Container   │  │ MCP Servers │  │   │</w:t>
+      </w:r>
+      <w:r>
+        <w:br/>
+      </w:r>
+      <w:r>
+        <w:rPr>
+          <w:rStyle w:val="VerbatimChar"/>
+        </w:rPr>
+        <w:t xml:space="preserve">│  │  │ (Claude     │  │ (main +     │  │ runtime     │  │ (bridge,    │  │   │</w:t>
+      </w:r>
+      <w:r>
+        <w:br/>
+      </w:r>
+      <w:r>
+        <w:rPr>
+          <w:rStyle w:val="VerbatimChar"/>
+        </w:rPr>
+        <w:t xml:space="preserve">│  │  │  Code /     │  │  submodules │  │ (podman     │  │  codegraph, │  │   │</w:t>
+      </w:r>
+      <w:r>
+        <w:br/>
+      </w:r>
+      <w:r>
+        <w:rPr>
+          <w:rStyle w:val="VerbatimChar"/>
+        </w:rPr>
+        <w:t xml:space="preserve">│  │  │  Cursor /   │  │  + worktrees│  │  rootless   │  │  semgrep,   │  │   │</w:t>
+      </w:r>
+      <w:r>
+        <w:br/>
+      </w:r>
+      <w:r>
+        <w:rPr>
+          <w:rStyle w:val="VerbatimChar"/>
+        </w:rPr>
+        <w:t xml:space="preserve">│  │  │  Gemini CLI)│  │  )          │  │  §11.4.161) │  │  filesystem)│  │   │</w:t>
+      </w:r>
+      <w:r>
+        <w:br/>
+      </w:r>
+      <w:r>
+        <w:rPr>
+          <w:rStyle w:val="VerbatimChar"/>
+        </w:rPr>
+        <w:t xml:space="preserve">│  │  └─────────────┘  └─────────────┘  └─────────────┘  └─────────────┘  │   │</w:t>
+      </w:r>
+      <w:r>
+        <w:br/>
+      </w:r>
+      <w:r>
+        <w:rPr>
+          <w:rStyle w:val="VerbatimChar"/>
+        </w:rPr>
+        <w:t xml:space="preserve">│  │  ┌─────────────────────────────────────────────────────────────────┐ │   │</w:t>
+      </w:r>
+      <w:r>
+        <w:br/>
+      </w:r>
+      <w:r>
+        <w:rPr>
+          <w:rStyle w:val="VerbatimChar"/>
+        </w:rPr>
+        <w:t xml:space="preserve">│  │  │ Helix LLM Gateway (local instance on workstation)               │ │   │</w:t>
+      </w:r>
+      <w:r>
+        <w:br/>
+      </w:r>
+      <w:r>
+        <w:rPr>
+          <w:rStyle w:val="VerbatimChar"/>
+        </w:rPr>
+        <w:t xml:space="preserve">│  │  └─────────────────────────────────────────────────────────────────┘ │   │</w:t>
       </w:r>
       <w:r>
         <w:br/>
@@ -1764,164 +2813,11 @@
         <w:rPr>
           <w:rStyle w:val="VerbatimChar"/>
         </w:rPr>
-        <w:t xml:space="preserve">│                                    │                                         │</w:t>
-      </w:r>
-      <w:r>
-        <w:br/>
-      </w:r>
-      <w:r>
-        <w:rPr>
-          <w:rStyle w:val="VerbatimChar"/>
-        </w:rPr>
-        <w:t xml:space="preserve">├────────────────────────────────────┼─────────────────────────────────────────┤</w:t>
-      </w:r>
-      <w:r>
-        <w:br/>
-      </w:r>
-      <w:r>
-        <w:rPr>
-          <w:rStyle w:val="VerbatimChar"/>
-        </w:rPr>
-        <w:t xml:space="preserve">│                                    │                                         │</w:t>
-      </w:r>
-      <w:r>
-        <w:br/>
-      </w:r>
-      <w:r>
-        <w:rPr>
-          <w:rStyle w:val="VerbatimChar"/>
-        </w:rPr>
-        <w:t xml:space="preserve">│  Layer 1: Developer Workstation    │                                         │</w:t>
-      </w:r>
-      <w:r>
-        <w:br/>
-      </w:r>
-      <w:r>
-        <w:rPr>
-          <w:rStyle w:val="VerbatimChar"/>
-        </w:rPr>
-        <w:t xml:space="preserve">│  ┌─────────────────────────────────┴─────────────────────────────────────┐   │</w:t>
-      </w:r>
-      <w:r>
-        <w:br/>
-      </w:r>
-      <w:r>
-        <w:rPr>
-          <w:rStyle w:val="VerbatimChar"/>
-        </w:rPr>
-        <w:t xml:space="preserve">│  │  Threadripper 64-core / 256GB DDR5 ECC / RTX A6000 32GB               │   │</w:t>
-      </w:r>
-      <w:r>
-        <w:br/>
-      </w:r>
-      <w:r>
-        <w:rPr>
-          <w:rStyle w:val="VerbatimChar"/>
-        </w:rPr>
-        <w:t xml:space="preserve">│  │  ┌─────────────┐  ┌─────────────┐  ┌─────────────┐  ┌─────────────┐  │   │</w:t>
-      </w:r>
-      <w:r>
-        <w:br/>
-      </w:r>
-      <w:r>
-        <w:rPr>
-          <w:rStyle w:val="VerbatimChar"/>
-        </w:rPr>
-        <w:t xml:space="preserve">│  │  │ CLI Agent   │  │ Git repos   │  │ Container   │  │ MCP Servers │  │   │</w:t>
-      </w:r>
-      <w:r>
-        <w:br/>
-      </w:r>
-      <w:r>
-        <w:rPr>
-          <w:rStyle w:val="VerbatimChar"/>
-        </w:rPr>
-        <w:t xml:space="preserve">│  │  │ (Claude     │  │ (main +     │  │ runtime     │  │ (bridge,    │  │   │</w:t>
-      </w:r>
-      <w:r>
-        <w:br/>
-      </w:r>
-      <w:r>
-        <w:rPr>
-          <w:rStyle w:val="VerbatimChar"/>
-        </w:rPr>
-        <w:t xml:space="preserve">│  │  │  Code /     │  │  submodules │  │ (podman     │  │  codegraph, │  │   │</w:t>
-      </w:r>
-      <w:r>
-        <w:br/>
-      </w:r>
-      <w:r>
-        <w:rPr>
-          <w:rStyle w:val="VerbatimChar"/>
-        </w:rPr>
-        <w:t xml:space="preserve">│  │  │  Cursor /   │  │  + worktrees│  │  rootless   │  │  semgrep,   │  │   │</w:t>
-      </w:r>
-      <w:r>
-        <w:br/>
-      </w:r>
-      <w:r>
-        <w:rPr>
-          <w:rStyle w:val="VerbatimChar"/>
-        </w:rPr>
-        <w:t xml:space="preserve">│  │  │  Gemini CLI)│  │  )          │  │  §11.4.161) │  │  filesystem)│  │   │</w:t>
-      </w:r>
-      <w:r>
-        <w:br/>
-      </w:r>
-      <w:r>
-        <w:rPr>
-          <w:rStyle w:val="VerbatimChar"/>
-        </w:rPr>
-        <w:t xml:space="preserve">│  │  └─────────────┘  └─────────────┘  └─────────────┘  └─────────────┘  │   │</w:t>
-      </w:r>
-      <w:r>
-        <w:br/>
-      </w:r>
-      <w:r>
-        <w:rPr>
-          <w:rStyle w:val="VerbatimChar"/>
-        </w:rPr>
-        <w:t xml:space="preserve">│  │  ┌─────────────────────────────────────────────────────────────────┐ │   │</w:t>
-      </w:r>
-      <w:r>
-        <w:br/>
-      </w:r>
-      <w:r>
-        <w:rPr>
-          <w:rStyle w:val="VerbatimChar"/>
-        </w:rPr>
-        <w:t xml:space="preserve">│  │  │ Helix LLM Gateway (local instance on workstation)               │ │   │</w:t>
-      </w:r>
-      <w:r>
-        <w:br/>
-      </w:r>
-      <w:r>
-        <w:rPr>
-          <w:rStyle w:val="VerbatimChar"/>
-        </w:rPr>
-        <w:t xml:space="preserve">│  │  └─────────────────────────────────────────────────────────────────┘ │   │</w:t>
-      </w:r>
-      <w:r>
-        <w:br/>
-      </w:r>
-      <w:r>
-        <w:rPr>
-          <w:rStyle w:val="VerbatimChar"/>
-        </w:rPr>
-        <w:t xml:space="preserve">│  └──────────────────────────────────────────────────────────────────────┘   │</w:t>
-      </w:r>
-      <w:r>
-        <w:br/>
-      </w:r>
-      <w:r>
-        <w:rPr>
-          <w:rStyle w:val="VerbatimChar"/>
-        </w:rPr>
         <w:t xml:space="preserve">└─────────────────────────────────────────────────────────────────────────────┘</w:t>
       </w:r>
     </w:p>
-    <w:bookmarkEnd w:id="18"/>
-    <w:bookmarkStart w:id="19" w:name="layer-1--developer-workstation"/>
+    <w:bookmarkEnd w:id="19"/>
+    <w:bookmarkStart w:id="20" w:name="layer-1--developer-workstation"/>
     <w:p>
       <w:pPr>
         <w:pStyle w:val="Heading3"/>
@@ -2220,7 +3116,21 @@
               <w:pStyle w:val="Compact"/>
             </w:pPr>
             <w:r>
-              <w:t xml:space="preserve">CodeGraph, SuperBridge, filesystem</w:t>
+              <w:t xml:space="preserve">CodeGraph, filesystem (no "SuperBridge" — see</w:t>
+            </w:r>
+            <w:r>
+              <w:t xml:space="preserve"> </w:t>
+            </w:r>
+            <w:hyperlink w:anchor="architecture-amendment-2026-09-22">
+              <w:r>
+                <w:rPr>
+                  <w:rStyle w:val="Hyperlink"/>
+                </w:rPr>
+                <w:t xml:space="preserve">Architecture Amendment</w:t>
+              </w:r>
+            </w:hyperlink>
+            <w:r>
+              <w:t xml:space="preserve">)</w:t>
             </w:r>
           </w:p>
         </w:tc>
@@ -2330,8 +3240,8 @@
         </w:tc>
       </w:tr>
     </w:tbl>
-    <w:bookmarkEnd w:id="19"/>
-    <w:bookmarkStart w:id="20" w:name="layer-2--spec-kit-core-governance-layer"/>
+    <w:bookmarkEnd w:id="20"/>
+    <w:bookmarkStart w:id="21" w:name="layer-2--spec-kit-core-governance-layer"/>
     <w:p>
       <w:pPr>
         <w:pStyle w:val="Heading3"/>
@@ -2900,7 +3810,7 @@
         <w:pStyle w:val="Compact"/>
         <w:numPr>
           <w:ilvl w:val="0"/>
-          <w:numId w:val="1005"/>
+          <w:numId w:val="1006"/>
         </w:numPr>
       </w:pPr>
       <w:r>
@@ -2922,7 +3832,7 @@
         <w:pStyle w:val="Compact"/>
         <w:numPr>
           <w:ilvl w:val="0"/>
-          <w:numId w:val="1005"/>
+          <w:numId w:val="1006"/>
         </w:numPr>
       </w:pPr>
       <w:r>
@@ -2959,7 +3869,7 @@
         <w:pStyle w:val="Compact"/>
         <w:numPr>
           <w:ilvl w:val="0"/>
-          <w:numId w:val="1005"/>
+          <w:numId w:val="1006"/>
         </w:numPr>
       </w:pPr>
       <w:r>
@@ -2976,8 +3886,8 @@
         <w:t xml:space="preserve">— §11.4.17 classification markers that determine which rules propagate to submodules and dependencies</w:t>
       </w:r>
     </w:p>
-    <w:bookmarkEnd w:id="20"/>
-    <w:bookmarkStart w:id="21" w:name="Xa69aa2e5fb6fce0829968f74b9dfd8aced91635"/>
+    <w:bookmarkEnd w:id="21"/>
+    <w:bookmarkStart w:id="22" w:name="Xa69aa2e5fb6fce0829968f74b9dfd8aced91635"/>
     <w:p>
       <w:pPr>
         <w:pStyle w:val="Heading3"/>
@@ -3458,7 +4368,7 @@
         <w:pStyle w:val="Compact"/>
         <w:numPr>
           <w:ilvl w:val="0"/>
-          <w:numId w:val="1006"/>
+          <w:numId w:val="1007"/>
         </w:numPr>
       </w:pPr>
       <w:r>
@@ -3470,7 +4380,7 @@
         <w:pStyle w:val="Compact"/>
         <w:numPr>
           <w:ilvl w:val="0"/>
-          <w:numId w:val="1006"/>
+          <w:numId w:val="1007"/>
         </w:numPr>
       </w:pPr>
       <w:r>
@@ -3482,7 +4392,7 @@
         <w:pStyle w:val="Compact"/>
         <w:numPr>
           <w:ilvl w:val="0"/>
-          <w:numId w:val="1006"/>
+          <w:numId w:val="1007"/>
         </w:numPr>
       </w:pPr>
       <w:r>
@@ -3509,7 +4419,7 @@
         <w:pStyle w:val="Compact"/>
         <w:numPr>
           <w:ilvl w:val="0"/>
-          <w:numId w:val="1006"/>
+          <w:numId w:val="1007"/>
         </w:numPr>
       </w:pPr>
       <w:r>
@@ -3521,15 +4431,15 @@
         <w:pStyle w:val="Compact"/>
         <w:numPr>
           <w:ilvl w:val="0"/>
-          <w:numId w:val="1006"/>
+          <w:numId w:val="1007"/>
         </w:numPr>
       </w:pPr>
       <w:r>
         <w:t xml:space="preserve">Be independently reviewable (per §11.4.142 — a nano-task is the atomic review unit)</w:t>
       </w:r>
     </w:p>
-    <w:bookmarkEnd w:id="21"/>
-    <w:bookmarkStart w:id="22" w:name="X329ce431a7332fe3fde58b80fd0d7cf7a9cc15e"/>
+    <w:bookmarkEnd w:id="22"/>
+    <w:bookmarkStart w:id="23" w:name="X329ce431a7332fe3fde58b80fd0d7cf7a9cc15e"/>
     <w:p>
       <w:pPr>
         <w:pStyle w:val="Heading3"/>
@@ -4042,14 +4952,196 @@
         <w:t xml:space="preserve">-wrapper refusal, not a prose suggestion. The gate's paired §1.1 mutation MUST FAIL the gate; a gate whose mutation passes is a bluff gate and a release blocker.</w:t>
       </w:r>
     </w:p>
-    <w:bookmarkEnd w:id="22"/>
-    <w:bookmarkStart w:id="23" w:name="layer-5--superbridge-mcp-execution-layer"/>
+    <w:bookmarkEnd w:id="23"/>
+    <w:bookmarkStart w:id="24" w:name="X1176c0afdb124473750557f89f1c368ec2b9c42"/>
     <w:p>
       <w:pPr>
         <w:pStyle w:val="Heading3"/>
       </w:pPr>
       <w:r>
-        <w:t xml:space="preserve">Layer 5 — SuperBridge MCP (Execution Layer)</w:t>
+        <w:t xml:space="preserve">Layer 5 (retired design) — SuperBridge MCP: never built, superseded</w:t>
+      </w:r>
+    </w:p>
+    <w:p>
+      <w:pPr>
+        <w:pStyle w:val="BlockText"/>
+      </w:pPr>
+      <w:r>
+        <w:rPr>
+          <w:b/>
+          <w:bCs/>
+        </w:rPr>
+        <w:t xml:space="preserve">RETIRED DESIGN — 2026-09-22.</w:t>
+      </w:r>
+      <w:r>
+        <w:t xml:space="preserve"> </w:t>
+      </w:r>
+      <w:r>
+        <w:t xml:space="preserve">Everything in this subsection describes a</w:t>
+      </w:r>
+      <w:r>
+        <w:t xml:space="preserve"> </w:t>
+      </w:r>
+      <w:r>
+        <w:t xml:space="preserve">design that was</w:t>
+      </w:r>
+      <w:r>
+        <w:t xml:space="preserve"> </w:t>
+      </w:r>
+      <w:r>
+        <w:rPr>
+          <w:b/>
+          <w:bCs/>
+        </w:rPr>
+        <w:t xml:space="preserve">never built and does not exist as software</w:t>
+      </w:r>
+      <w:r>
+        <w:t xml:space="preserve"> </w:t>
+      </w:r>
+      <w:r>
+        <w:t xml:space="preserve">(see the</w:t>
+      </w:r>
+      <w:r>
+        <w:t xml:space="preserve"> </w:t>
+      </w:r>
+      <w:hyperlink w:anchor="architecture-amendment-2026-09-22">
+        <w:r>
+          <w:rPr>
+            <w:rStyle w:val="Hyperlink"/>
+          </w:rPr>
+          <w:t xml:space="preserve">Architecture Amendment</w:t>
+        </w:r>
+      </w:hyperlink>
+      <w:r>
+        <w:t xml:space="preserve"> </w:t>
+      </w:r>
+      <w:r>
+        <w:t xml:space="preserve">above for the</w:t>
+      </w:r>
+      <w:r>
+        <w:t xml:space="preserve"> </w:t>
+      </w:r>
+      <w:r>
+        <w:t xml:space="preserve">two independent derivations proving this: GitHub</w:t>
+      </w:r>
+      <w:r>
+        <w:t xml:space="preserve"> </w:t>
+      </w:r>
+      <w:r>
+        <w:rPr>
+          <w:rStyle w:val="VerbatimChar"/>
+        </w:rPr>
+        <w:t xml:space="preserve">total_count: 0</w:t>
+      </w:r>
+      <w:r>
+        <w:t xml:space="preserve"> </w:t>
+      </w:r>
+      <w:r>
+        <w:t xml:space="preserve">for any</w:t>
+      </w:r>
+      <w:r>
+        <w:t xml:space="preserve"> </w:t>
+      </w:r>
+      <w:r>
+        <w:t xml:space="preserve">real repository, and npm</w:t>
+      </w:r>
+      <w:r>
+        <w:t xml:space="preserve"> </w:t>
+      </w:r>
+      <w:r>
+        <w:rPr>
+          <w:rStyle w:val="VerbatimChar"/>
+        </w:rPr>
+        <w:t xml:space="preserve">HTTP 404</w:t>
+      </w:r>
+      <w:r>
+        <w:t xml:space="preserve"> </w:t>
+      </w:r>
+      <w:r>
+        <w:t xml:space="preserve">for an exact-name package lookup). It is</w:t>
+      </w:r>
+      <w:r>
+        <w:t xml:space="preserve"> </w:t>
+      </w:r>
+      <w:r>
+        <w:t xml:space="preserve">retained here — not deleted — as a historical record of the original design</w:t>
+      </w:r>
+      <w:r>
+        <w:t xml:space="preserve"> </w:t>
+      </w:r>
+      <w:r>
+        <w:t xml:space="preserve">intent, per §11.4.35 (no silent promotion/demotion) and §11.4.124</w:t>
+      </w:r>
+      <w:r>
+        <w:t xml:space="preserve"> </w:t>
+      </w:r>
+      <w:r>
+        <w:t xml:space="preserve">(investigate, never silently remove).</w:t>
+      </w:r>
+      <w:r>
+        <w:t xml:space="preserve"> </w:t>
+      </w:r>
+      <w:r>
+        <w:rPr>
+          <w:b/>
+          <w:bCs/>
+        </w:rPr>
+        <w:t xml:space="preserve">It is NOT part of the live,</w:t>
+      </w:r>
+      <w:r>
+        <w:rPr>
+          <w:b/>
+          <w:bCs/>
+        </w:rPr>
+        <w:t xml:space="preserve"> </w:t>
+      </w:r>
+      <w:r>
+        <w:rPr>
+          <w:b/>
+          <w:bCs/>
+        </w:rPr>
+        <w:t xml:space="preserve">corrected 6-layer architecture.</w:t>
+      </w:r>
+      <w:r>
+        <w:t xml:space="preserve"> </w:t>
+      </w:r>
+      <w:r>
+        <w:t xml:space="preserve">The execution role this section describes</w:t>
+      </w:r>
+      <w:r>
+        <w:t xml:space="preserve"> </w:t>
+      </w:r>
+      <w:r>
+        <w:t xml:space="preserve">is actually filled by Spec Kit + Superpowers + Claude Code's own</w:t>
+      </w:r>
+      <w:r>
+        <w:t xml:space="preserve"> </w:t>
+      </w:r>
+      <w:r>
+        <w:t xml:space="preserve">skill/subagent machinery — see</w:t>
+      </w:r>
+      <w:r>
+        <w:t xml:space="preserve"> </w:t>
+      </w:r>
+      <w:hyperlink w:anchor="layer-5--helix-llm-inference-layer">
+        <w:r>
+          <w:rPr>
+            <w:rStyle w:val="Hyperlink"/>
+          </w:rPr>
+          <w:t xml:space="preserve">Layer 5 — Helix LLM</w:t>
+        </w:r>
+      </w:hyperlink>
+      <w:r>
+        <w:t xml:space="preserve"> </w:t>
+      </w:r>
+      <w:r>
+        <w:t xml:space="preserve">below for the corrected, live Layer 5, and the Architecture Amendment for</w:t>
+      </w:r>
+      <w:r>
+        <w:t xml:space="preserve"> </w:t>
+      </w:r>
+      <w:r>
+        <w:t xml:space="preserve">the full substitution mapping, proven by a real worked run.</w:t>
       </w:r>
     </w:p>
     <w:p>
@@ -4057,7 +5149,7 @@
         <w:pStyle w:val="FirstParagraph"/>
       </w:pPr>
       <w:r>
-        <w:t xml:space="preserve">An MCP (Model Context Protocol) server that exposes the Superpowers skill suite as tool-callable endpoints consumable by any MCP-compatible CLI agent.</w:t>
+        <w:t xml:space="preserve">An MCP (Model Context Protocol) server that would have exposed the Superpowers skill suite as tool-callable endpoints consumable by any MCP-compatible CLI agent — as originally designed, never implemented.</w:t>
       </w:r>
     </w:p>
     <w:tbl>
@@ -4503,7 +5595,7 @@
           <w:b/>
           <w:bCs/>
         </w:rPr>
-        <w:t xml:space="preserve">MCP server requirements:</w:t>
+        <w:t xml:space="preserve">MCP server requirements (as originally designed — never built):</w:t>
       </w:r>
     </w:p>
     <w:p>
@@ -4511,7 +5603,7 @@
         <w:pStyle w:val="Compact"/>
         <w:numPr>
           <w:ilvl w:val="0"/>
-          <w:numId w:val="1007"/>
+          <w:numId w:val="1008"/>
         </w:numPr>
       </w:pPr>
       <w:r>
@@ -4523,7 +5615,7 @@
         <w:pStyle w:val="Compact"/>
         <w:numPr>
           <w:ilvl w:val="0"/>
-          <w:numId w:val="1007"/>
+          <w:numId w:val="1008"/>
         </w:numPr>
       </w:pPr>
       <w:r>
@@ -4550,7 +5642,7 @@
         <w:pStyle w:val="Compact"/>
         <w:numPr>
           <w:ilvl w:val="0"/>
-          <w:numId w:val="1007"/>
+          <w:numId w:val="1008"/>
         </w:numPr>
       </w:pPr>
       <w:r>
@@ -4577,21 +5669,33 @@
         <w:pStyle w:val="Compact"/>
         <w:numPr>
           <w:ilvl w:val="0"/>
-          <w:numId w:val="1007"/>
+          <w:numId w:val="1008"/>
         </w:numPr>
       </w:pPr>
       <w:r>
         <w:t xml:space="preserve">Self-validated with golden-good + golden-bad + negative-control fixtures per §11.4.107(10)</w:t>
       </w:r>
     </w:p>
-    <w:bookmarkEnd w:id="23"/>
-    <w:bookmarkStart w:id="24" w:name="layer-6--helix-llm-inference-layer"/>
+    <w:p>
+      <w:pPr>
+        <w:pStyle w:val="FirstParagraph"/>
+      </w:pPr>
+      <w:r>
+        <w:rPr>
+          <w:i/>
+          <w:iCs/>
+        </w:rPr>
+        <w:t xml:space="preserve">(End of retired-design subsection. The live, corrected Layer 5 follows.)</w:t>
+      </w:r>
+    </w:p>
+    <w:bookmarkEnd w:id="24"/>
+    <w:bookmarkStart w:id="25" w:name="layer-5--helix-llm-inference-layer"/>
     <w:p>
       <w:pPr>
         <w:pStyle w:val="Heading3"/>
       </w:pPr>
       <w:r>
-        <w:t xml:space="preserve">Layer 6 — Helix LLM (Inference Layer)</w:t>
+        <w:t xml:space="preserve">Layer 5 — Helix LLM (Inference Layer)</w:t>
       </w:r>
     </w:p>
     <w:p>
@@ -4995,7 +6099,7 @@
         <w:pStyle w:val="Compact"/>
         <w:numPr>
           <w:ilvl w:val="0"/>
-          <w:numId w:val="1008"/>
+          <w:numId w:val="1009"/>
         </w:numPr>
       </w:pPr>
       <w:r>
@@ -5026,7 +6130,7 @@
         <w:pStyle w:val="Compact"/>
         <w:numPr>
           <w:ilvl w:val="0"/>
-          <w:numId w:val="1008"/>
+          <w:numId w:val="1009"/>
         </w:numPr>
       </w:pPr>
       <w:r>
@@ -5057,7 +6161,7 @@
         <w:pStyle w:val="Compact"/>
         <w:numPr>
           <w:ilvl w:val="0"/>
-          <w:numId w:val="1008"/>
+          <w:numId w:val="1009"/>
         </w:numPr>
       </w:pPr>
       <w:r>
@@ -5074,14 +6178,14 @@
         <w:t xml:space="preserve">(custom fine-tune on RK3588/ATMOSphere corpus) — nano-task implementation, test generation, documentation</w:t>
       </w:r>
     </w:p>
-    <w:bookmarkEnd w:id="24"/>
-    <w:bookmarkStart w:id="25" w:name="layer-7--distributed-host-cluster"/>
+    <w:bookmarkEnd w:id="25"/>
+    <w:bookmarkStart w:id="26" w:name="layer-6--distributed-host-cluster"/>
     <w:p>
       <w:pPr>
         <w:pStyle w:val="Heading3"/>
       </w:pPr>
       <w:r>
-        <w:t xml:space="preserve">Layer 7 — Distributed Host Cluster</w:t>
+        <w:t xml:space="preserve">Layer 6 — Distributed Host Cluster</w:t>
       </w:r>
     </w:p>
     <w:p>
@@ -5605,7 +6709,7 @@
         <w:pStyle w:val="Compact"/>
         <w:numPr>
           <w:ilvl w:val="0"/>
-          <w:numId w:val="1009"/>
+          <w:numId w:val="1010"/>
         </w:numPr>
       </w:pPr>
       <w:r>
@@ -5632,7 +6736,7 @@
         <w:pStyle w:val="Compact"/>
         <w:numPr>
           <w:ilvl w:val="0"/>
-          <w:numId w:val="1009"/>
+          <w:numId w:val="1010"/>
         </w:numPr>
       </w:pPr>
       <w:r>
@@ -5644,7 +6748,7 @@
         <w:pStyle w:val="Compact"/>
         <w:numPr>
           <w:ilvl w:val="0"/>
-          <w:numId w:val="1009"/>
+          <w:numId w:val="1010"/>
         </w:numPr>
       </w:pPr>
       <w:r>
@@ -5656,7 +6760,7 @@
         <w:pStyle w:val="Compact"/>
         <w:numPr>
           <w:ilvl w:val="0"/>
-          <w:numId w:val="1009"/>
+          <w:numId w:val="1010"/>
         </w:numPr>
       </w:pPr>
       <w:r>
@@ -5685,9 +6789,9 @@
         </w:pict>
       </w:r>
     </w:p>
-    <w:bookmarkEnd w:id="25"/>
     <w:bookmarkEnd w:id="26"/>
-    <w:bookmarkStart w:id="29" w:name="data-flow"/>
+    <w:bookmarkEnd w:id="27"/>
+    <w:bookmarkStart w:id="30" w:name="data-flow"/>
     <w:p>
       <w:pPr>
         <w:pStyle w:val="Heading2"/>
@@ -5696,7 +6800,7 @@
         <w:t xml:space="preserve">Data Flow</w:t>
       </w:r>
     </w:p>
-    <w:bookmarkStart w:id="27" w:name="feature-lifecycle-through-the-layers"/>
+    <w:bookmarkStart w:id="28" w:name="feature-lifecycle-through-the-layers"/>
     <w:p>
       <w:pPr>
         <w:pStyle w:val="Heading3"/>
@@ -5749,7 +6853,7 @@
         <w:rPr>
           <w:rStyle w:val="VerbatimChar"/>
         </w:rPr>
-        <w:t xml:space="preserve">│ L7: Helix LLM Brain classifies intent → "Feature", enriches with│</w:t>
+        <w:t xml:space="preserve">│ L5: Helix LLM Brain classifies intent → "Feature", enriches with│</w:t>
       </w:r>
       <w:r>
         <w:br/>
@@ -6145,7 +7249,16 @@
         <w:rPr>
           <w:rStyle w:val="VerbatimChar"/>
         </w:rPr>
-        <w:t xml:space="preserve">│ L3+L4+L5: SuperSpec + SuperB + SuperBridge execute loop:        │</w:t>
+        <w:t xml:space="preserve">│ L3+L4: SuperSpec + SuperB + [Claude Code skill/subagent          │</w:t>
+      </w:r>
+      <w:r>
+        <w:br/>
+      </w:r>
+      <w:r>
+        <w:rPr>
+          <w:rStyle w:val="VerbatimChar"/>
+        </w:rPr>
+        <w:t xml:space="preserve">│         machinery — see Architecture Amendment] execute loop:   │</w:t>
       </w:r>
       <w:r>
         <w:br/>
@@ -6181,7 +7294,25 @@
         <w:rPr>
           <w:rStyle w:val="VerbatimChar"/>
         </w:rPr>
-        <w:t xml:space="preserve">│   → superspec execute (dispatch nano-subagents per task) →      │</w:t>
+        <w:t xml:space="preserve">│   → superspec execute (dispatch nano-subagents per task,        │</w:t>
+      </w:r>
+      <w:r>
+        <w:br/>
+      </w:r>
+      <w:r>
+        <w:rPr>
+          <w:rStyle w:val="VerbatimChar"/>
+        </w:rPr>
+        <w:t xml:space="preserve">│       via Claude Code's native Agent tool — NOT an MCP server,  │</w:t>
+      </w:r>
+      <w:r>
+        <w:br/>
+      </w:r>
+      <w:r>
+        <w:rPr>
+          <w:rStyle w:val="VerbatimChar"/>
+        </w:rPr>
+        <w:t xml:space="preserve">│       proven by the T-B3.02 worked run) →                       │</w:t>
       </w:r>
       <w:r>
         <w:br/>
@@ -6472,8 +7603,8 @@
         <w:t xml:space="preserve">└──────────────────────────────────────────────────────────────────┘</w:t>
       </w:r>
     </w:p>
-    <w:bookmarkEnd w:id="27"/>
-    <w:bookmarkStart w:id="28" w:name="nano-task-decomposition-flow"/>
+    <w:bookmarkEnd w:id="28"/>
+    <w:bookmarkStart w:id="29" w:name="nano-task-decomposition-flow"/>
     <w:p>
       <w:pPr>
         <w:pStyle w:val="Heading3"/>
@@ -6757,9 +7888,9 @@
         </w:pict>
       </w:r>
     </w:p>
-    <w:bookmarkEnd w:id="28"/>
     <w:bookmarkEnd w:id="29"/>
-    <w:bookmarkStart w:id="30" w:name="document-index"/>
+    <w:bookmarkEnd w:id="30"/>
+    <w:bookmarkStart w:id="31" w:name="document-index"/>
     <w:p>
       <w:pPr>
         <w:pStyle w:val="Heading2"/>
@@ -7128,8 +8259,8 @@
         </w:pict>
       </w:r>
     </w:p>
-    <w:bookmarkEnd w:id="30"/>
-    <w:bookmarkStart w:id="38" w:name="quick-start"/>
+    <w:bookmarkEnd w:id="31"/>
+    <w:bookmarkStart w:id="39" w:name="quick-start"/>
     <w:p>
       <w:pPr>
         <w:pStyle w:val="Heading2"/>
@@ -7138,7 +8269,7 @@
         <w:t xml:space="preserve">Quick Start</w:t>
       </w:r>
     </w:p>
-    <w:bookmarkStart w:id="31" w:name="prerequisites"/>
+    <w:bookmarkStart w:id="32" w:name="prerequisites"/>
     <w:p>
       <w:pPr>
         <w:pStyle w:val="Heading3"/>
@@ -7463,8 +8594,8 @@
         </w:tc>
       </w:tr>
     </w:tbl>
-    <w:bookmarkEnd w:id="31"/>
-    <w:bookmarkStart w:id="32" w:name="step-1--add-the-constitution-submodule"/>
+    <w:bookmarkEnd w:id="32"/>
+    <w:bookmarkStart w:id="33" w:name="step-1--add-the-constitution-submodule"/>
     <w:p>
       <w:pPr>
         <w:pStyle w:val="Heading3"/>
@@ -7532,8 +8663,8 @@
         <w:t xml:space="preserve">--recursive</w:t>
       </w:r>
     </w:p>
-    <w:bookmarkEnd w:id="32"/>
-    <w:bookmarkStart w:id="33" w:name="step-2--wire-cli-agent-context-carriers"/>
+    <w:bookmarkEnd w:id="33"/>
+    <w:bookmarkStart w:id="34" w:name="step-2--wire-cli-agent-context-carriers"/>
     <w:p>
       <w:pPr>
         <w:pStyle w:val="Heading3"/>
@@ -7688,8 +8819,8 @@
         <w:t xml:space="preserve">, and any other LLM-specific context carrier.</w:t>
       </w:r>
     </w:p>
-    <w:bookmarkEnd w:id="33"/>
-    <w:bookmarkStart w:id="34" w:name="step-3--install-the-bridge-extensions"/>
+    <w:bookmarkEnd w:id="34"/>
+    <w:bookmarkStart w:id="35" w:name="step-3--install-the-bridge-extensions"/>
     <w:p>
       <w:pPr>
         <w:pStyle w:val="Heading3"/>
@@ -7733,7 +8864,7 @@
         <w:rPr>
           <w:rStyle w:val="CommentTok"/>
         </w:rPr>
-        <w:t xml:space="preserve"># This script:</w:t>
+        <w:t xml:space="preserve"># This script (corrected 2026-09-22 to match what it ACTUALLY does —</w:t>
       </w:r>
       <w:r>
         <w:br/>
@@ -7742,7 +8873,7 @@
         <w:rPr>
           <w:rStyle w:val="CommentTok"/>
         </w:rPr>
-        <w:t xml:space="preserve">#  1. Clones or updates spec-kit, superpowers, superspec, superb as</w:t>
+        <w:t xml:space="preserve"># see the Architecture Amendment above; it deliberately has NO L5 step,</w:t>
       </w:r>
       <w:r>
         <w:br/>
@@ -7751,16 +8882,19 @@
         <w:rPr>
           <w:rStyle w:val="CommentTok"/>
         </w:rPr>
-        <w:t xml:space="preserve">#     submodules under constitution/submodules/</w:t>
-      </w:r>
-      <w:r>
-        <w:br/>
+        <w:t xml:space="preserve"># a step that could never succeed is a defect, not a </w:t>
+      </w:r>
+      <w:r>
+        <w:rPr>
+          <w:rStyle w:val="AlertTok"/>
+        </w:rPr>
+        <w:t xml:space="preserve">TODO</w:t>
       </w:r>
       <w:r>
         <w:rPr>
           <w:rStyle w:val="CommentTok"/>
         </w:rPr>
-        <w:t xml:space="preserve">#  2. Builds the SuperBridge MCP server (npm install + build)</w:t>
+        <w:t xml:space="preserve">):</w:t>
       </w:r>
       <w:r>
         <w:br/>
@@ -7769,7 +8903,7 @@
         <w:rPr>
           <w:rStyle w:val="CommentTok"/>
         </w:rPr>
-        <w:t xml:space="preserve">#  3. Registers the MCP server in the CLI agent's MCP config</w:t>
+        <w:t xml:space="preserve">#  1. Detects and validates the pin for SuperSpec (L3) — idempotent,</w:t>
       </w:r>
       <w:r>
         <w:br/>
@@ -7778,6 +8912,51 @@
         <w:rPr>
           <w:rStyle w:val="CommentTok"/>
         </w:rPr>
+        <w:t xml:space="preserve">#     already WIRED on a properly-onboarded host</w:t>
+      </w:r>
+      <w:r>
+        <w:br/>
+      </w:r>
+      <w:r>
+        <w:rPr>
+          <w:rStyle w:val="CommentTok"/>
+        </w:rPr>
+        <w:t xml:space="preserve">#  2. Refuses SuperB (L4) by default (HIGH-risk supply-chain dependency;</w:t>
+      </w:r>
+      <w:r>
+        <w:br/>
+      </w:r>
+      <w:r>
+        <w:rPr>
+          <w:rStyle w:val="CommentTok"/>
+        </w:rPr>
+        <w:t xml:space="preserve">#     requires an explicit --superb-from + --superb-vetted-by record)</w:t>
+      </w:r>
+      <w:r>
+        <w:br/>
+      </w:r>
+      <w:r>
+        <w:rPr>
+          <w:rStyle w:val="CommentTok"/>
+        </w:rPr>
+        <w:t xml:space="preserve">#  3. Reconciles with the plugin-sourced Superpowers copy — never</w:t>
+      </w:r>
+      <w:r>
+        <w:br/>
+      </w:r>
+      <w:r>
+        <w:rPr>
+          <w:rStyle w:val="CommentTok"/>
+        </w:rPr>
+        <w:t xml:space="preserve">#     double-installs</w:t>
+      </w:r>
+      <w:r>
+        <w:br/>
+      </w:r>
+      <w:r>
+        <w:rPr>
+          <w:rStyle w:val="CommentTok"/>
+        </w:rPr>
         <w:t xml:space="preserve">#  4. Installs the Spec-Kit extensions into .claude/skills/</w:t>
       </w:r>
       <w:r>
@@ -7787,7 +8966,7 @@
         <w:rPr>
           <w:rStyle w:val="CommentTok"/>
         </w:rPr>
-        <w:t xml:space="preserve">#  5. Runs self-check: all extensions parse, MCP server health-check</w:t>
+        <w:t xml:space="preserve">#  5. Runs self-check: `specify extension list` is non-empty after every</w:t>
       </w:r>
       <w:r>
         <w:br/>
@@ -7796,11 +8975,11 @@
         <w:rPr>
           <w:rStyle w:val="CommentTok"/>
         </w:rPr>
-        <w:t xml:space="preserve">#     responds, Spec-Kit skills load</w:t>
-      </w:r>
-    </w:p>
-    <w:bookmarkEnd w:id="34"/>
-    <w:bookmarkStart w:id="35" w:name="step-4--run-the-self-validation-suite"/>
+        <w:t xml:space="preserve">#     run (RS-19)</w:t>
+      </w:r>
+    </w:p>
+    <w:bookmarkEnd w:id="35"/>
+    <w:bookmarkStart w:id="36" w:name="step-4--run-the-self-validation-suite"/>
     <w:p>
       <w:pPr>
         <w:pStyle w:val="Heading3"/>
@@ -7835,7 +9014,7 @@
         <w:rPr>
           <w:rStyle w:val="CommentTok"/>
         </w:rPr>
-        <w:t xml:space="preserve"># Expected output:</w:t>
+        <w:t xml:space="preserve"># Corrected 2026-09-22 to match the real, measured output on this host —</w:t>
       </w:r>
       <w:r>
         <w:br/>
@@ -7844,7 +9023,7 @@
         <w:rPr>
           <w:rStyle w:val="CommentTok"/>
         </w:rPr>
-        <w:t xml:space="preserve">#   [PASS] SuperBridge MCP server health-check</w:t>
+        <w:t xml:space="preserve"># see the Architecture Amendment above. The validator reports honestly</w:t>
       </w:r>
       <w:r>
         <w:br/>
@@ -7853,6 +9032,42 @@
         <w:rPr>
           <w:rStyle w:val="CommentTok"/>
         </w:rPr>
+        <w:t xml:space="preserve"># against the LIVE layer-presence report and NEVER claims 8/8 while a</w:t>
+      </w:r>
+      <w:r>
+        <w:br/>
+      </w:r>
+      <w:r>
+        <w:rPr>
+          <w:rStyle w:val="CommentTok"/>
+        </w:rPr>
+        <w:t xml:space="preserve"># layer is absent — this is what it actually printed:</w:t>
+      </w:r>
+      <w:r>
+        <w:br/>
+      </w:r>
+      <w:r>
+        <w:rPr>
+          <w:rStyle w:val="CommentTok"/>
+        </w:rPr>
+        <w:t xml:space="preserve">#   [N/A]  Check 1 — SuperBridge MCP health-check (L5 is a proven</w:t>
+      </w:r>
+      <w:r>
+        <w:br/>
+      </w:r>
+      <w:r>
+        <w:rPr>
+          <w:rStyle w:val="CommentTok"/>
+        </w:rPr>
+        <w:t xml:space="preserve">#          structural impossibility per §11.4.112 — never reported FAIL)</w:t>
+      </w:r>
+      <w:r>
+        <w:br/>
+      </w:r>
+      <w:r>
+        <w:rPr>
+          <w:rStyle w:val="CommentTok"/>
+        </w:rPr>
         <w:t xml:space="preserve">#   [PASS] speckit-specify extension loads</w:t>
       </w:r>
       <w:r>
@@ -7880,7 +9095,7 @@
         <w:rPr>
           <w:rStyle w:val="CommentTok"/>
         </w:rPr>
-        <w:t xml:space="preserve">#   [PASS] superspec status returns valid JSON</w:t>
+        <w:t xml:space="preserve">#   [PASS] Check 5 — superspec status returns valid JSON (L3 WIRED)</w:t>
       </w:r>
       <w:r>
         <w:br/>
@@ -7889,7 +9104,7 @@
         <w:rPr>
           <w:rStyle w:val="CommentTok"/>
         </w:rPr>
-        <w:t xml:space="preserve">#   [PASS] superb check passes on constitution files</w:t>
+        <w:t xml:space="preserve">#   [FAIL] Check 6 — superb check (L4 not installed pending vetting)</w:t>
       </w:r>
       <w:r>
         <w:br/>
@@ -7898,7 +9113,7 @@
         <w:rPr>
           <w:rStyle w:val="CommentTok"/>
         </w:rPr>
-        <w:t xml:space="preserve">#   [PASS] Helix LLM Gateway reachable</w:t>
+        <w:t xml:space="preserve">#   [PASS] Check 7 — Helix LLM Gateway reachable (Layer 5 WIRED)</w:t>
       </w:r>
       <w:r>
         <w:br/>
@@ -7907,7 +9122,7 @@
         <w:rPr>
           <w:rStyle w:val="CommentTok"/>
         </w:rPr>
-        <w:t xml:space="preserve">#   [PASS] llama.cpp RPC backend health-check</w:t>
+        <w:t xml:space="preserve">#   [FAIL] Check 8 — llama.cpp RPC backend health-check (Layer 6</w:t>
       </w:r>
       <w:r>
         <w:br/>
@@ -7916,6 +9131,15 @@
         <w:rPr>
           <w:rStyle w:val="CommentTok"/>
         </w:rPr>
+        <w:t xml:space="preserve">#          rpc-server not yet built, tracked separately)</w:t>
+      </w:r>
+      <w:r>
+        <w:br/>
+      </w:r>
+      <w:r>
+        <w:rPr>
+          <w:rStyle w:val="CommentTok"/>
+        </w:rPr>
         <w:t xml:space="preserve">#   ─────────────────────────────────────────</w:t>
       </w:r>
       <w:r>
@@ -7925,11 +9149,11 @@
         <w:rPr>
           <w:rStyle w:val="CommentTok"/>
         </w:rPr>
-        <w:t xml:space="preserve">#   ALL 8/8 CHECKS PASSED — bridge ready</w:t>
-      </w:r>
-    </w:p>
-    <w:bookmarkEnd w:id="35"/>
-    <w:bookmarkStart w:id="36" w:name="X51775be8ade432710d5de5b04e244bd7d3b2a57"/>
+        <w:t xml:space="preserve">#   5/7 evaluable checks PASS — bridge NOT fully ready, reported HONESTLY</w:t>
+      </w:r>
+    </w:p>
+    <w:bookmarkEnd w:id="36"/>
+    <w:bookmarkStart w:id="37" w:name="X51775be8ade432710d5de5b04e244bd7d3b2a57"/>
     <w:p>
       <w:pPr>
         <w:pStyle w:val="Heading3"/>
@@ -8057,8 +9281,8 @@
         <w:t xml:space="preserve">#  9. superb finish    → full-suite retest + migration</w:t>
       </w:r>
     </w:p>
-    <w:bookmarkEnd w:id="36"/>
-    <w:bookmarkStart w:id="37" w:name="step-6--verify-the-autonomous-loop"/>
+    <w:bookmarkEnd w:id="37"/>
+    <w:bookmarkStart w:id="38" w:name="step-6--verify-the-autonomous-loop"/>
     <w:p>
       <w:pPr>
         <w:pStyle w:val="Heading3"/>
@@ -8271,9 +9495,9 @@
         </w:pict>
       </w:r>
     </w:p>
-    <w:bookmarkEnd w:id="37"/>
     <w:bookmarkEnd w:id="38"/>
-    <w:bookmarkStart w:id="44" w:name="key-design-decisions"/>
+    <w:bookmarkEnd w:id="39"/>
+    <w:bookmarkStart w:id="45" w:name="key-design-decisions"/>
     <w:p>
       <w:pPr>
         <w:pStyle w:val="Heading2"/>
@@ -8282,13 +9506,69 @@
         <w:t xml:space="preserve">Key Design Decisions</w:t>
       </w:r>
     </w:p>
-    <w:bookmarkStart w:id="39" w:name="X1b1693e564738a2404968f8c06a270e78ce23ee"/>
+    <w:bookmarkStart w:id="40" w:name="X444f1f0dcc6bf9f03d0de7cb288f21efa237d2e"/>
     <w:p>
       <w:pPr>
         <w:pStyle w:val="Heading3"/>
       </w:pPr>
       <w:r>
-        <w:t xml:space="preserve">1. Seven-Layer Separation (Why Not Monolithic?)</w:t>
+        <w:t xml:space="preserve">1. Six-Layer Separation (Why Not Monolithic?)</w:t>
+      </w:r>
+    </w:p>
+    <w:p>
+      <w:pPr>
+        <w:pStyle w:val="BlockText"/>
+      </w:pPr>
+      <w:r>
+        <w:rPr>
+          <w:b/>
+          <w:bCs/>
+        </w:rPr>
+        <w:t xml:space="preserve">Corrected 2026-09-22</w:t>
+      </w:r>
+      <w:r>
+        <w:t xml:space="preserve"> </w:t>
+      </w:r>
+      <w:r>
+        <w:t xml:space="preserve">— this was originally titled "Seven-Layer Separation"</w:t>
+      </w:r>
+      <w:r>
+        <w:t xml:space="preserve"> </w:t>
+      </w:r>
+      <w:r>
+        <w:t xml:space="preserve">and included a row justifying a Layer 5 "Execution" tier that turned out never</w:t>
+      </w:r>
+      <w:r>
+        <w:t xml:space="preserve"> </w:t>
+      </w:r>
+      <w:r>
+        <w:t xml:space="preserve">to have been built (see the</w:t>
+      </w:r>
+      <w:r>
+        <w:t xml:space="preserve"> </w:t>
+      </w:r>
+      <w:hyperlink w:anchor="architecture-amendment-2026-09-22">
+        <w:r>
+          <w:rPr>
+            <w:rStyle w:val="Hyperlink"/>
+          </w:rPr>
+          <w:t xml:space="preserve">Architecture Amendment</w:t>
+        </w:r>
+      </w:hyperlink>
+      <w:r>
+        <w:t xml:space="preserve">).</w:t>
+      </w:r>
+      <w:r>
+        <w:t xml:space="preserve"> </w:t>
+      </w:r>
+      <w:r>
+        <w:t xml:space="preserve">The rationale below is corrected to the real 6-layer shape; the retired row is</w:t>
+      </w:r>
+      <w:r>
+        <w:t xml:space="preserve"> </w:t>
+      </w:r>
+      <w:r>
+        <w:t xml:space="preserve">struck and replaced.</w:t>
       </w:r>
     </w:p>
     <w:tbl>
@@ -8368,18 +9648,18 @@
                 <w:b/>
                 <w:bCs/>
               </w:rPr>
-              <w:t xml:space="preserve">Orchestration (L3) separate from Execution (L5)</w:t>
-            </w:r>
-          </w:p>
-        </w:tc>
-        <w:tc>
-          <w:tcPr/>
-          <w:p>
-            <w:pPr>
-              <w:pStyle w:val="Compact"/>
-            </w:pPr>
-            <w:r>
-              <w:t xml:space="preserve">SuperSpec manages workflows; SuperBridge MCP manages tool contracts. A new skill added to Superpowers updates only the MCP server, not the orchestration logic.</w:t>
+              <w:t xml:space="preserve">Orchestration (L3) separate from execution (Claude Code's own skill/subagent machinery)</w:t>
+            </w:r>
+          </w:p>
+        </w:tc>
+        <w:tc>
+          <w:tcPr/>
+          <w:p>
+            <w:pPr>
+              <w:pStyle w:val="Compact"/>
+            </w:pPr>
+            <w:r>
+              <w:t xml:space="preserve">SuperSpec manages workflows; individual nano-task execution is carried out by dispatched Claude Code subagents (§11.4.20/§11.4.70), not by a separate MCP server layer. A new Superpowers skill is available to every subagent directly — no intermediary tool-contract server to update.</w:t>
             </w:r>
           </w:p>
         </w:tc>
@@ -8424,137 +9704,31 @@
                 <w:b/>
                 <w:bCs/>
               </w:rPr>
-              <w:t xml:space="preserve">Inference (L6) separate from Execution (L5)</w:t>
-            </w:r>
-          </w:p>
-        </w:tc>
-        <w:tc>
-          <w:tcPr/>
-          <w:p>
-            <w:pPr>
-              <w:pStyle w:val="Compact"/>
-            </w:pPr>
-            <w:r>
-              <w:t xml:space="preserve">The MCP server calls the Gateway via HTTP; the Gateway abstracts local/remote/cloud routing. Swapping the inference backend (llama.cpp → vLLM → cloud API) changes only Layer 6, nothing above it.</w:t>
+              <w:t xml:space="preserve">Inference (L5) separate from the execution mechanism above it</w:t>
+            </w:r>
+          </w:p>
+        </w:tc>
+        <w:tc>
+          <w:tcPr/>
+          <w:p>
+            <w:pPr>
+              <w:pStyle w:val="Compact"/>
+            </w:pPr>
+            <w:r>
+              <w:t xml:space="preserve">Dispatched subagents call the Gateway via HTTP; the Gateway abstracts local/remote/cloud routing. Swapping the inference backend (llama.cpp → vLLM → cloud API) changes only Layer 5, nothing above it.</w:t>
             </w:r>
           </w:p>
         </w:tc>
       </w:tr>
     </w:tbl>
-    <w:bookmarkEnd w:id="39"/>
-    <w:bookmarkStart w:id="40" w:name="Xa17b54cf6119e4d93621c7432cd1be119c8b22e"/>
+    <w:bookmarkEnd w:id="40"/>
+    <w:bookmarkStart w:id="41" w:name="Xa17b54cf6119e4d93621c7432cd1be119c8b22e"/>
     <w:p>
       <w:pPr>
         <w:pStyle w:val="Heading3"/>
       </w:pPr>
       <w:r>
         <w:t xml:space="preserve">2. Nano-Tasks as the Atomic Work Unit (Why ≤100 Lines?)</w:t>
-      </w:r>
-    </w:p>
-    <w:p>
-      <w:pPr>
-        <w:pStyle w:val="Compact"/>
-        <w:numPr>
-          <w:ilvl w:val="0"/>
-          <w:numId w:val="1010"/>
-        </w:numPr>
-      </w:pPr>
-      <w:r>
-        <w:rPr>
-          <w:b/>
-          <w:bCs/>
-        </w:rPr>
-        <w:t xml:space="preserve">Context-bounded subagents</w:t>
-      </w:r>
-      <w:r>
-        <w:t xml:space="preserve"> </w:t>
-      </w:r>
-      <w:r>
-        <w:t xml:space="preserve">— Each subagent processes ~100 lines of code-under-test + ~200 lines of surrounding context. A 400-line change would need 3 separate subagents; forcing decomposition upfront avoids a subagent silently exceeding its context window.</w:t>
-      </w:r>
-    </w:p>
-    <w:p>
-      <w:pPr>
-        <w:pStyle w:val="Compact"/>
-        <w:numPr>
-          <w:ilvl w:val="0"/>
-          <w:numId w:val="1010"/>
-        </w:numPr>
-      </w:pPr>
-      <w:r>
-        <w:rPr>
-          <w:b/>
-          <w:bCs/>
-        </w:rPr>
-        <w:t xml:space="preserve">§11.4.197 zero-loss</w:t>
-      </w:r>
-      <w:r>
-        <w:t xml:space="preserve"> </w:t>
-      </w:r>
-      <w:r>
-        <w:t xml:space="preserve">— A crashed subagent loses ≤100 lines of work. A crashed subagent on a 500-line task loses potentially irrecoverable state.</w:t>
-      </w:r>
-    </w:p>
-    <w:p>
-      <w:pPr>
-        <w:pStyle w:val="Compact"/>
-        <w:numPr>
-          <w:ilvl w:val="0"/>
-          <w:numId w:val="1010"/>
-        </w:numPr>
-      </w:pPr>
-      <w:r>
-        <w:rPr>
-          <w:b/>
-          <w:bCs/>
-        </w:rPr>
-        <w:t xml:space="preserve">Review granularity</w:t>
-      </w:r>
-      <w:r>
-        <w:t xml:space="preserve"> </w:t>
-      </w:r>
-      <w:r>
-        <w:t xml:space="preserve">— A 100-line diff gets a thorough adversarial review (§11.4.194). A 1000-line diff gets a rubber stamp.</w:t>
-      </w:r>
-    </w:p>
-    <w:p>
-      <w:pPr>
-        <w:pStyle w:val="Compact"/>
-        <w:numPr>
-          <w:ilvl w:val="0"/>
-          <w:numId w:val="1010"/>
-        </w:numPr>
-      </w:pPr>
-      <w:r>
-        <w:rPr>
-          <w:b/>
-          <w:bCs/>
-        </w:rPr>
-        <w:t xml:space="preserve">Parallelizability</w:t>
-      </w:r>
-      <w:r>
-        <w:t xml:space="preserve"> </w:t>
-      </w:r>
-      <w:r>
-        <w:t xml:space="preserve">— Nano-tasks with no mutual file dependencies dispatch in parallel (§11.4.103 ≥3 concurrent streams).</w:t>
-      </w:r>
-    </w:p>
-    <w:bookmarkEnd w:id="40"/>
-    <w:bookmarkStart w:id="41" w:name="Xe39117c3dba3edb9670066ab674622358c9b958"/>
-    <w:p>
-      <w:pPr>
-        <w:pStyle w:val="Heading3"/>
-      </w:pPr>
-      <w:r>
-        <w:t xml:space="preserve">3. TDD Everywhere (Why Not "Write Tests After"?)</w:t>
-      </w:r>
-    </w:p>
-    <w:p>
-      <w:pPr>
-        <w:pStyle w:val="FirstParagraph"/>
-      </w:pPr>
-      <w:r>
-        <w:t xml:space="preserve">Per §11.4.43, a test authored after the fix is a PASS-bluff — it demonstrates only that the test agrees with the fix, not that the test catches the bug. The bridge enforces:</w:t>
       </w:r>
     </w:p>
     <w:p>
@@ -8566,19 +9740,17 @@
         </w:numPr>
       </w:pPr>
       <w:r>
-        <w:t xml:space="preserve">RED test FIRST (</w:t>
-      </w:r>
-      <w:r>
-        <w:rPr>
-          <w:rStyle w:val="VerbatimChar"/>
-        </w:rPr>
-        <w:t xml:space="preserve">RED_MODE=1</w:t>
-      </w:r>
-      <w:r>
-        <w:t xml:space="preserve"> </w:t>
-      </w:r>
-      <w:r>
-        <w:t xml:space="preserve">on the pre-fix artifact)</w:t>
+        <w:rPr>
+          <w:b/>
+          <w:bCs/>
+        </w:rPr>
+        <w:t xml:space="preserve">Context-bounded subagents</w:t>
+      </w:r>
+      <w:r>
+        <w:t xml:space="preserve"> </w:t>
+      </w:r>
+      <w:r>
+        <w:t xml:space="preserve">— Each subagent processes ~100 lines of code-under-test + ~200 lines of surrounding context. A 400-line change would need 3 separate subagents; forcing decomposition upfront avoids a subagent silently exceeding its context window.</w:t>
       </w:r>
     </w:p>
     <w:p>
@@ -8590,7 +9762,17 @@
         </w:numPr>
       </w:pPr>
       <w:r>
-        <w:t xml:space="preserve">RED must FAIL (the defect is reproduced)</w:t>
+        <w:rPr>
+          <w:b/>
+          <w:bCs/>
+        </w:rPr>
+        <w:t xml:space="preserve">§11.4.197 zero-loss</w:t>
+      </w:r>
+      <w:r>
+        <w:t xml:space="preserve"> </w:t>
+      </w:r>
+      <w:r>
+        <w:t xml:space="preserve">— A crashed subagent loses ≤100 lines of work. A crashed subagent on a 500-line task loses potentially irrecoverable state.</w:t>
       </w:r>
     </w:p>
     <w:p>
@@ -8602,7 +9784,17 @@
         </w:numPr>
       </w:pPr>
       <w:r>
-        <w:t xml:space="preserve">Implementation lands</w:t>
+        <w:rPr>
+          <w:b/>
+          <w:bCs/>
+        </w:rPr>
+        <w:t xml:space="preserve">Review granularity</w:t>
+      </w:r>
+      <w:r>
+        <w:t xml:space="preserve"> </w:t>
+      </w:r>
+      <w:r>
+        <w:t xml:space="preserve">— A 100-line diff gets a thorough adversarial review (§11.4.194). A 1000-line diff gets a rubber stamp.</w:t>
       </w:r>
     </w:p>
     <w:p>
@@ -8614,34 +9806,27 @@
         </w:numPr>
       </w:pPr>
       <w:r>
-        <w:t xml:space="preserve">SAME test flipped to</w:t>
-      </w:r>
-      <w:r>
-        <w:t xml:space="preserve"> </w:t>
-      </w:r>
-      <w:r>
-        <w:rPr>
-          <w:rStyle w:val="VerbatimChar"/>
-        </w:rPr>
-        <w:t xml:space="preserve">RED_MODE=0</w:t>
-      </w:r>
-      <w:r>
-        <w:t xml:space="preserve"> </w:t>
-      </w:r>
-      <w:r>
-        <w:t xml:space="preserve">→ GREEN</w:t>
-      </w:r>
-    </w:p>
-    <w:p>
-      <w:pPr>
-        <w:pStyle w:val="Compact"/>
-        <w:numPr>
-          <w:ilvl w:val="0"/>
-          <w:numId w:val="1011"/>
-        </w:numPr>
-      </w:pPr>
-      <w:r>
-        <w:t xml:space="preserve">GREEN artifact fingerprint MUST differ from RED (proves the fix deployed)</w:t>
+        <w:rPr>
+          <w:b/>
+          <w:bCs/>
+        </w:rPr>
+        <w:t xml:space="preserve">Parallelizability</w:t>
+      </w:r>
+      <w:r>
+        <w:t xml:space="preserve"> </w:t>
+      </w:r>
+      <w:r>
+        <w:t xml:space="preserve">— Nano-tasks with no mutual file dependencies dispatch in parallel (§11.4.103 ≥3 concurrent streams).</w:t>
+      </w:r>
+    </w:p>
+    <w:bookmarkEnd w:id="41"/>
+    <w:bookmarkStart w:id="42" w:name="Xe39117c3dba3edb9670066ab674622358c9b958"/>
+    <w:p>
+      <w:pPr>
+        <w:pStyle w:val="Heading3"/>
+      </w:pPr>
+      <w:r>
+        <w:t xml:space="preserve">3. TDD Everywhere (Why Not "Write Tests After"?)</w:t>
       </w:r>
     </w:p>
     <w:p>
@@ -8649,32 +9834,7 @@
         <w:pStyle w:val="FirstParagraph"/>
       </w:pPr>
       <w:r>
-        <w:t xml:space="preserve">The SuperB</w:t>
-      </w:r>
-      <w:r>
-        <w:t xml:space="preserve"> </w:t>
-      </w:r>
-      <w:r>
-        <w:rPr>
-          <w:rStyle w:val="VerbatimChar"/>
-        </w:rPr>
-        <w:t xml:space="preserve">implementation-gate</w:t>
-      </w:r>
-      <w:r>
-        <w:t xml:space="preserve"> </w:t>
-      </w:r>
-      <w:r>
-        <w:t xml:space="preserve">refuses to dispatch a nano-task that lacks a pre-existing RED test.</w:t>
-      </w:r>
-    </w:p>
-    <w:bookmarkEnd w:id="41"/>
-    <w:bookmarkStart w:id="42" w:name="X3f88451a4de0094d6a4d49ca2f50954f0aa2603"/>
-    <w:p>
-      <w:pPr>
-        <w:pStyle w:val="Heading3"/>
-      </w:pPr>
-      <w:r>
-        <w:t xml:space="preserve">4. Local-First Distributed Inference (Why Not Cloud API?)</w:t>
+        <w:t xml:space="preserve">Per §11.4.43, a test authored after the fix is a PASS-bluff — it demonstrates only that the test agrees with the fix, not that the test catches the bug. The bridge enforces:</w:t>
       </w:r>
     </w:p>
     <w:p>
@@ -8686,17 +9846,19 @@
         </w:numPr>
       </w:pPr>
       <w:r>
-        <w:rPr>
-          <w:b/>
-          <w:bCs/>
-        </w:rPr>
-        <w:t xml:space="preserve">§11.4.126 autonomous-loop</w:t>
-      </w:r>
-      <w:r>
-        <w:t xml:space="preserve"> </w:t>
-      </w:r>
-      <w:r>
-        <w:t xml:space="preserve">requires continuous execution. A cloud API rate limit (429 Too Many Requests) that kills 5 subagents at once (§11.4.147 forensic anchor) is structurally incompatible with an always-on loop.</w:t>
+        <w:t xml:space="preserve">RED test FIRST (</w:t>
+      </w:r>
+      <w:r>
+        <w:rPr>
+          <w:rStyle w:val="VerbatimChar"/>
+        </w:rPr>
+        <w:t xml:space="preserve">RED_MODE=1</w:t>
+      </w:r>
+      <w:r>
+        <w:t xml:space="preserve"> </w:t>
+      </w:r>
+      <w:r>
+        <w:t xml:space="preserve">on the pre-fix artifact)</w:t>
       </w:r>
     </w:p>
     <w:p>
@@ -8708,17 +9870,7 @@
         </w:numPr>
       </w:pPr>
       <w:r>
-        <w:rPr>
-          <w:b/>
-          <w:bCs/>
-        </w:rPr>
-        <w:t xml:space="preserve">§11.4.10 credentials-handling</w:t>
-      </w:r>
-      <w:r>
-        <w:t xml:space="preserve"> </w:t>
-      </w:r>
-      <w:r>
-        <w:t xml:space="preserve">— local inference eliminates the API-key-in-every-request surface.</w:t>
+        <w:t xml:space="preserve">RED must FAIL (the defect is reproduced)</w:t>
       </w:r>
     </w:p>
     <w:p>
@@ -8730,17 +9882,7 @@
         </w:numPr>
       </w:pPr>
       <w:r>
-        <w:rPr>
-          <w:b/>
-          <w:bCs/>
-        </w:rPr>
-        <w:t xml:space="preserve">§11.4.6 no-guessing</w:t>
-      </w:r>
-      <w:r>
-        <w:t xml:space="preserve"> </w:t>
-      </w:r>
-      <w:r>
-        <w:t xml:space="preserve">— a local Gateway logs every prompt + response. A cloud API's opaque logging (or lack thereof) makes forensic debugging of an agent's decision path impossible.</w:t>
+        <w:t xml:space="preserve">Implementation lands</w:t>
       </w:r>
     </w:p>
     <w:p>
@@ -8752,35 +9894,67 @@
         </w:numPr>
       </w:pPr>
       <w:r>
-        <w:rPr>
-          <w:b/>
-          <w:bCs/>
-        </w:rPr>
-        <w:t xml:space="preserve">Cost</w:t>
-      </w:r>
-      <w:r>
-        <w:t xml:space="preserve"> </w:t>
-      </w:r>
-      <w:r>
-        <w:t xml:space="preserve">— autonomous loops issue thousands of inference calls per day. At cloud API pricing, that is hundreds of dollars per day; at local inference, it is electricity-only.</w:t>
+        <w:t xml:space="preserve">SAME test flipped to</w:t>
+      </w:r>
+      <w:r>
+        <w:t xml:space="preserve"> </w:t>
+      </w:r>
+      <w:r>
+        <w:rPr>
+          <w:rStyle w:val="VerbatimChar"/>
+        </w:rPr>
+        <w:t xml:space="preserve">RED_MODE=0</w:t>
+      </w:r>
+      <w:r>
+        <w:t xml:space="preserve"> </w:t>
+      </w:r>
+      <w:r>
+        <w:t xml:space="preserve">→ GREEN</w:t>
+      </w:r>
+    </w:p>
+    <w:p>
+      <w:pPr>
+        <w:pStyle w:val="Compact"/>
+        <w:numPr>
+          <w:ilvl w:val="0"/>
+          <w:numId w:val="1012"/>
+        </w:numPr>
+      </w:pPr>
+      <w:r>
+        <w:t xml:space="preserve">GREEN artifact fingerprint MUST differ from RED (proves the fix deployed)</w:t>
+      </w:r>
+    </w:p>
+    <w:p>
+      <w:pPr>
+        <w:pStyle w:val="FirstParagraph"/>
+      </w:pPr>
+      <w:r>
+        <w:t xml:space="preserve">The SuperB</w:t>
+      </w:r>
+      <w:r>
+        <w:t xml:space="preserve"> </w:t>
+      </w:r>
+      <w:r>
+        <w:rPr>
+          <w:rStyle w:val="VerbatimChar"/>
+        </w:rPr>
+        <w:t xml:space="preserve">implementation-gate</w:t>
+      </w:r>
+      <w:r>
+        <w:t xml:space="preserve"> </w:t>
+      </w:r>
+      <w:r>
+        <w:t xml:space="preserve">refuses to dispatch a nano-task that lacks a pre-existing RED test.</w:t>
       </w:r>
     </w:p>
     <w:bookmarkEnd w:id="42"/>
-    <w:bookmarkStart w:id="43" w:name="Xfe9a960b81c4070053ddd9a1fd84a4c20f4a06f"/>
+    <w:bookmarkStart w:id="43" w:name="X3f88451a4de0094d6a4d49ca2f50954f0aa2603"/>
     <w:p>
       <w:pPr>
         <w:pStyle w:val="Heading3"/>
       </w:pPr>
       <w:r>
-        <w:t xml:space="preserve">5. Constitution as the Single Source of Truth (Why Not Per-Project Rules?)</w:t>
-      </w:r>
-    </w:p>
-    <w:p>
-      <w:pPr>
-        <w:pStyle w:val="FirstParagraph"/>
-      </w:pPr>
-      <w:r>
-        <w:t xml:space="preserve">Per §11.4.17 / §11.4.35, universal rules live in the Constitution submodule; project-specific extensions live in the consumer's context carriers. The bridge reads the Constitution file at startup and derives:</w:t>
+        <w:t xml:space="preserve">4. Local-First Distributed Inference (Why Not Cloud API?)</w:t>
       </w:r>
     </w:p>
     <w:p>
@@ -8796,13 +9970,13 @@
           <w:b/>
           <w:bCs/>
         </w:rPr>
-        <w:t xml:space="preserve">Allowed status vocabulary</w:t>
-      </w:r>
-      <w:r>
-        <w:t xml:space="preserve"> </w:t>
-      </w:r>
-      <w:r>
-        <w:t xml:space="preserve">(§11.4.15)</w:t>
+        <w:t xml:space="preserve">§11.4.126 autonomous-loop</w:t>
+      </w:r>
+      <w:r>
+        <w:t xml:space="preserve"> </w:t>
+      </w:r>
+      <w:r>
+        <w:t xml:space="preserve">requires continuous execution. A cloud API rate limit (429 Too Many Requests) that kills 5 subagents at once (§11.4.147 forensic anchor) is structurally incompatible with an always-on loop.</w:t>
       </w:r>
     </w:p>
     <w:p>
@@ -8818,13 +9992,13 @@
           <w:b/>
           <w:bCs/>
         </w:rPr>
-        <w:t xml:space="preserve">Required evidence classes per feature</w:t>
-      </w:r>
-      <w:r>
-        <w:t xml:space="preserve"> </w:t>
-      </w:r>
-      <w:r>
-        <w:t xml:space="preserve">(§11.4.69)</w:t>
+        <w:t xml:space="preserve">§11.4.10 credentials-handling</w:t>
+      </w:r>
+      <w:r>
+        <w:t xml:space="preserve"> </w:t>
+      </w:r>
+      <w:r>
+        <w:t xml:space="preserve">— local inference eliminates the API-key-in-every-request surface.</w:t>
       </w:r>
     </w:p>
     <w:p>
@@ -8840,28 +10014,13 @@
           <w:b/>
           <w:bCs/>
         </w:rPr>
-        <w:t xml:space="preserve">Gating pipeline</w:t>
-      </w:r>
-      <w:r>
-        <w:t xml:space="preserve"> </w:t>
-      </w:r>
-      <w:r>
-        <w:t xml:space="preserve">(which</w:t>
-      </w:r>
-      <w:r>
-        <w:t xml:space="preserve"> </w:t>
-      </w:r>
-      <w:r>
-        <w:rPr>
-          <w:rStyle w:val="VerbatimChar"/>
-        </w:rPr>
-        <w:t xml:space="preserve">CM-*</w:t>
-      </w:r>
-      <w:r>
-        <w:t xml:space="preserve"> </w:t>
-      </w:r>
-      <w:r>
-        <w:t xml:space="preserve">gates fire at which seam)</w:t>
+        <w:t xml:space="preserve">§11.4.6 no-guessing</w:t>
+      </w:r>
+      <w:r>
+        <w:t xml:space="preserve"> </w:t>
+      </w:r>
+      <w:r>
+        <w:t xml:space="preserve">— a local Gateway logs every prompt + response. A cloud API's opaque logging (or lack thereof) makes forensic debugging of an agent's decision path impossible.</w:t>
       </w:r>
     </w:p>
     <w:p>
@@ -8877,6 +10036,127 @@
           <w:b/>
           <w:bCs/>
         </w:rPr>
+        <w:t xml:space="preserve">Cost</w:t>
+      </w:r>
+      <w:r>
+        <w:t xml:space="preserve"> </w:t>
+      </w:r>
+      <w:r>
+        <w:t xml:space="preserve">— autonomous loops issue thousands of inference calls per day. At cloud API pricing, that is hundreds of dollars per day; at local inference, it is electricity-only.</w:t>
+      </w:r>
+    </w:p>
+    <w:bookmarkEnd w:id="43"/>
+    <w:bookmarkStart w:id="44" w:name="Xfe9a960b81c4070053ddd9a1fd84a4c20f4a06f"/>
+    <w:p>
+      <w:pPr>
+        <w:pStyle w:val="Heading3"/>
+      </w:pPr>
+      <w:r>
+        <w:t xml:space="preserve">5. Constitution as the Single Source of Truth (Why Not Per-Project Rules?)</w:t>
+      </w:r>
+    </w:p>
+    <w:p>
+      <w:pPr>
+        <w:pStyle w:val="FirstParagraph"/>
+      </w:pPr>
+      <w:r>
+        <w:t xml:space="preserve">Per §11.4.17 / §11.4.35, universal rules live in the Constitution submodule; project-specific extensions live in the consumer's context carriers. The bridge reads the Constitution file at startup and derives:</w:t>
+      </w:r>
+    </w:p>
+    <w:p>
+      <w:pPr>
+        <w:pStyle w:val="Compact"/>
+        <w:numPr>
+          <w:ilvl w:val="0"/>
+          <w:numId w:val="1014"/>
+        </w:numPr>
+      </w:pPr>
+      <w:r>
+        <w:rPr>
+          <w:b/>
+          <w:bCs/>
+        </w:rPr>
+        <w:t xml:space="preserve">Allowed status vocabulary</w:t>
+      </w:r>
+      <w:r>
+        <w:t xml:space="preserve"> </w:t>
+      </w:r>
+      <w:r>
+        <w:t xml:space="preserve">(§11.4.15)</w:t>
+      </w:r>
+    </w:p>
+    <w:p>
+      <w:pPr>
+        <w:pStyle w:val="Compact"/>
+        <w:numPr>
+          <w:ilvl w:val="0"/>
+          <w:numId w:val="1014"/>
+        </w:numPr>
+      </w:pPr>
+      <w:r>
+        <w:rPr>
+          <w:b/>
+          <w:bCs/>
+        </w:rPr>
+        <w:t xml:space="preserve">Required evidence classes per feature</w:t>
+      </w:r>
+      <w:r>
+        <w:t xml:space="preserve"> </w:t>
+      </w:r>
+      <w:r>
+        <w:t xml:space="preserve">(§11.4.69)</w:t>
+      </w:r>
+    </w:p>
+    <w:p>
+      <w:pPr>
+        <w:pStyle w:val="Compact"/>
+        <w:numPr>
+          <w:ilvl w:val="0"/>
+          <w:numId w:val="1014"/>
+        </w:numPr>
+      </w:pPr>
+      <w:r>
+        <w:rPr>
+          <w:b/>
+          <w:bCs/>
+        </w:rPr>
+        <w:t xml:space="preserve">Gating pipeline</w:t>
+      </w:r>
+      <w:r>
+        <w:t xml:space="preserve"> </w:t>
+      </w:r>
+      <w:r>
+        <w:t xml:space="preserve">(which</w:t>
+      </w:r>
+      <w:r>
+        <w:t xml:space="preserve"> </w:t>
+      </w:r>
+      <w:r>
+        <w:rPr>
+          <w:rStyle w:val="VerbatimChar"/>
+        </w:rPr>
+        <w:t xml:space="preserve">CM-*</w:t>
+      </w:r>
+      <w:r>
+        <w:t xml:space="preserve"> </w:t>
+      </w:r>
+      <w:r>
+        <w:t xml:space="preserve">gates fire at which seam)</w:t>
+      </w:r>
+    </w:p>
+    <w:p>
+      <w:pPr>
+        <w:pStyle w:val="Compact"/>
+        <w:numPr>
+          <w:ilvl w:val="0"/>
+          <w:numId w:val="1014"/>
+        </w:numPr>
+      </w:pPr>
+      <w:r>
+        <w:rPr>
+          <w:b/>
+          <w:bCs/>
+        </w:rPr>
         <w:t xml:space="preserve">Propagation targets</w:t>
       </w:r>
       <w:r>
@@ -8931,9 +10211,9 @@
         </w:pict>
       </w:r>
     </w:p>
-    <w:bookmarkEnd w:id="43"/>
     <w:bookmarkEnd w:id="44"/>
-    <w:bookmarkStart w:id="45" w:name="constitutional-mandates-applied"/>
+    <w:bookmarkEnd w:id="45"/>
+    <w:bookmarkStart w:id="46" w:name="constitutional-mandates-applied"/>
     <w:p>
       <w:pPr>
         <w:pStyle w:val="Heading2"/>
@@ -9542,7 +10822,21 @@
               <w:pStyle w:val="Compact"/>
             </w:pPr>
             <w:r>
-              <w:t xml:space="preserve">All containerized services (Helix LLM Gateway, SuperBridge MCP, ChromaDB, llama.cpp RPC nodes) are defined in</w:t>
+              <w:t xml:space="preserve">All containerized services (Helix LLM Gateway, ChromaDB, llama.cpp RPC nodes — no "SuperBridge MCP", see</w:t>
+            </w:r>
+            <w:r>
+              <w:t xml:space="preserve"> </w:t>
+            </w:r>
+            <w:hyperlink w:anchor="architecture-amendment-2026-09-22">
+              <w:r>
+                <w:rPr>
+                  <w:rStyle w:val="Hyperlink"/>
+                </w:rPr>
+                <w:t xml:space="preserve">Architecture Amendment</w:t>
+              </w:r>
+            </w:hyperlink>
+            <w:r>
+              <w:t xml:space="preserve">) are defined in</w:t>
             </w:r>
             <w:r>
               <w:t xml:space="preserve"> </w:t>
@@ -10140,8 +11434,8 @@
         </w:pict>
       </w:r>
     </w:p>
-    <w:bookmarkEnd w:id="45"/>
-    <w:bookmarkStart w:id="46" w:name="directory-structure"/>
+    <w:bookmarkEnd w:id="46"/>
+    <w:bookmarkStart w:id="47" w:name="directory-structure"/>
     <w:p>
       <w:pPr>
         <w:pStyle w:val="Heading2"/>
@@ -10248,25 +11542,25 @@
         <w:rPr>
           <w:rStyle w:val="VerbatimChar"/>
         </w:rPr>
-        <w:t xml:space="preserve">│   ├── layer_5_mcp.md                 SuperBridge MCP server contract</w:t>
-      </w:r>
-      <w:r>
-        <w:br/>
-      </w:r>
-      <w:r>
-        <w:rPr>
-          <w:rStyle w:val="VerbatimChar"/>
-        </w:rPr>
-        <w:t xml:space="preserve">│   ├── layer_6_helix_llm.md           Helix LLM inference pipeline</w:t>
-      </w:r>
-      <w:r>
-        <w:br/>
-      </w:r>
-      <w:r>
-        <w:rPr>
-          <w:rStyle w:val="VerbatimChar"/>
-        </w:rPr>
-        <w:t xml:space="preserve">│   ├── layer_7_cluster.md             Distributed inference cluster</w:t>
+        <w:t xml:space="preserve">│   ├── layer_5_retired_mcp.md         RETIRED — SuperBridge MCP design (never built; see Architecture Amendment)</w:t>
+      </w:r>
+      <w:r>
+        <w:br/>
+      </w:r>
+      <w:r>
+        <w:rPr>
+          <w:rStyle w:val="VerbatimChar"/>
+        </w:rPr>
+        <w:t xml:space="preserve">│   ├── layer_5_helix_llm.md           Helix LLM inference pipeline (live Layer 5)</w:t>
+      </w:r>
+      <w:r>
+        <w:br/>
+      </w:r>
+      <w:r>
+        <w:rPr>
+          <w:rStyle w:val="VerbatimChar"/>
+        </w:rPr>
+        <w:t xml:space="preserve">│   ├── layer_6_cluster.md             Distributed inference cluster (live Layer 6)</w:t>
       </w:r>
       <w:r>
         <w:br/>
@@ -10293,16 +11587,16 @@
         <w:rPr>
           <w:rStyle w:val="VerbatimChar"/>
         </w:rPr>
-        <w:t xml:space="preserve">│       ├── superspec_to_mcp.md        SuperSpec → SuperBridge MCP contract</w:t>
-      </w:r>
-      <w:r>
-        <w:br/>
-      </w:r>
-      <w:r>
-        <w:rPr>
-          <w:rStyle w:val="VerbatimChar"/>
-        </w:rPr>
-        <w:t xml:space="preserve">│       ├── mcp_to_helix.md            MCP → Helix LLM contract</w:t>
+        <w:t xml:space="preserve">│       ├── superspec_to_subagent.md   SuperSpec → Claude Code subagent dispatch contract (was superspec_to_mcp.md)</w:t>
+      </w:r>
+      <w:r>
+        <w:br/>
+      </w:r>
+      <w:r>
+        <w:rPr>
+          <w:rStyle w:val="VerbatimChar"/>
+        </w:rPr>
+        <w:t xml:space="preserve">│       ├── subagent_to_helix.md       Subagent → Helix LLM contract (was mcp_to_helix.md)</w:t>
       </w:r>
       <w:r>
         <w:br/>
@@ -10339,15 +11633,6 @@
           <w:rStyle w:val="VerbatimChar"/>
         </w:rPr>
         <w:t xml:space="preserve">│   ├── README.md                      Extensions overview + installation guide</w:t>
-      </w:r>
-      <w:r>
-        <w:br/>
-      </w:r>
-      <w:r>
-        <w:rPr>
-          <w:rStyle w:val="VerbatimChar"/>
-        </w:rPr>
-        <w:t xml:space="preserve">│   ├── superbridge_mcp/               SuperBridge MCP server source + config</w:t>
       </w:r>
       <w:r>
         <w:br/>
@@ -10708,8 +11993,8 @@
         </w:pict>
       </w:r>
     </w:p>
-    <w:bookmarkEnd w:id="46"/>
-    <w:bookmarkStart w:id="52" w:name="references"/>
+    <w:bookmarkEnd w:id="47"/>
+    <w:bookmarkStart w:id="53" w:name="references"/>
     <w:p>
       <w:pPr>
         <w:pStyle w:val="Heading2"/>
@@ -11123,7 +12408,7 @@
             <w:pPr>
               <w:pStyle w:val="Compact"/>
             </w:pPr>
-            <w:hyperlink r:id="rId47">
+            <w:hyperlink r:id="rId48">
               <w:r>
                 <w:rPr>
                   <w:rStyle w:val="Hyperlink"/>
@@ -11184,7 +12469,7 @@
             <w:pPr>
               <w:pStyle w:val="Compact"/>
             </w:pPr>
-            <w:hyperlink r:id="rId48">
+            <w:hyperlink r:id="rId49">
               <w:r>
                 <w:rPr>
                   <w:rStyle w:val="Hyperlink"/>
@@ -11242,7 +12527,7 @@
             <w:pPr>
               <w:pStyle w:val="Compact"/>
             </w:pPr>
-            <w:hyperlink r:id="rId49">
+            <w:hyperlink r:id="rId50">
               <w:r>
                 <w:rPr>
                   <w:rStyle w:val="Hyperlink"/>
@@ -11303,7 +12588,7 @@
             <w:pPr>
               <w:pStyle w:val="Compact"/>
             </w:pPr>
-            <w:hyperlink r:id="rId50">
+            <w:hyperlink r:id="rId51">
               <w:r>
                 <w:rPr>
                   <w:rStyle w:val="Hyperlink"/>
@@ -11364,7 +12649,7 @@
             <w:pPr>
               <w:pStyle w:val="Compact"/>
             </w:pPr>
-            <w:hyperlink r:id="rId51">
+            <w:hyperlink r:id="rId52">
               <w:r>
                 <w:rPr>
                   <w:rStyle w:val="Hyperlink"/>
@@ -11425,7 +12710,7 @@
             <w:pPr>
               <w:pStyle w:val="Compact"/>
             </w:pPr>
-            <w:hyperlink r:id="rId48">
+            <w:hyperlink r:id="rId49">
               <w:r>
                 <w:rPr>
                   <w:rStyle w:val="Hyperlink"/>
@@ -11510,8 +12795,8 @@
         </w:tc>
       </w:tr>
     </w:tbl>
-    <w:bookmarkEnd w:id="52"/>
     <w:bookmarkEnd w:id="53"/>
+    <w:bookmarkEnd w:id="54"/>
     <w:sectPr>
       <w:footnotePr>
         <w:numRestart w:val="eachSect"/>
@@ -11880,24 +13165,6 @@
     </w:lvlOverride>
   </w:num>
   <w:num w:numId="1005">
-    <w:abstractNumId w:val="991"/>
-  </w:num>
-  <w:num w:numId="1006">
-    <w:abstractNumId w:val="991"/>
-  </w:num>
-  <w:num w:numId="1007">
-    <w:abstractNumId w:val="991"/>
-  </w:num>
-  <w:num w:numId="1008">
-    <w:abstractNumId w:val="991"/>
-  </w:num>
-  <w:num w:numId="1009">
-    <w:abstractNumId w:val="991"/>
-  </w:num>
-  <w:num w:numId="1010">
-    <w:abstractNumId w:val="991"/>
-  </w:num>
-  <w:num w:numId="1011">
     <w:abstractNumId w:val="99411"/>
     <w:lvlOverride w:ilvl="0">
       <w:startOverride w:val="1"/>
@@ -11927,10 +13194,58 @@
       <w:startOverride w:val="1"/>
     </w:lvlOverride>
   </w:num>
-  <w:num w:numId="1012">
+  <w:num w:numId="1006">
     <w:abstractNumId w:val="991"/>
   </w:num>
+  <w:num w:numId="1007">
+    <w:abstractNumId w:val="991"/>
+  </w:num>
+  <w:num w:numId="1008">
+    <w:abstractNumId w:val="991"/>
+  </w:num>
+  <w:num w:numId="1009">
+    <w:abstractNumId w:val="991"/>
+  </w:num>
+  <w:num w:numId="1010">
+    <w:abstractNumId w:val="991"/>
+  </w:num>
+  <w:num w:numId="1011">
+    <w:abstractNumId w:val="991"/>
+  </w:num>
+  <w:num w:numId="1012">
+    <w:abstractNumId w:val="99411"/>
+    <w:lvlOverride w:ilvl="0">
+      <w:startOverride w:val="1"/>
+    </w:lvlOverride>
+    <w:lvlOverride w:ilvl="1">
+      <w:startOverride w:val="1"/>
+    </w:lvlOverride>
+    <w:lvlOverride w:ilvl="2">
+      <w:startOverride w:val="1"/>
+    </w:lvlOverride>
+    <w:lvlOverride w:ilvl="3">
+      <w:startOverride w:val="1"/>
+    </w:lvlOverride>
+    <w:lvlOverride w:ilvl="4">
+      <w:startOverride w:val="1"/>
+    </w:lvlOverride>
+    <w:lvlOverride w:ilvl="5">
+      <w:startOverride w:val="1"/>
+    </w:lvlOverride>
+    <w:lvlOverride w:ilvl="6">
+      <w:startOverride w:val="1"/>
+    </w:lvlOverride>
+    <w:lvlOverride w:ilvl="7">
+      <w:startOverride w:val="1"/>
+    </w:lvlOverride>
+    <w:lvlOverride w:ilvl="8">
+      <w:startOverride w:val="1"/>
+    </w:lvlOverride>
+  </w:num>
   <w:num w:numId="1013">
+    <w:abstractNumId w:val="991"/>
+  </w:num>
+  <w:num w:numId="1014">
     <w:abstractNumId w:val="991"/>
   </w:num>
 </w:numbering>
@@ -11944,7 +13259,7 @@
         <w:rFonts w:asciiTheme="minorHAnsi" w:cstheme="minorBidi" w:eastAsiaTheme="minorEastAsia" w:hAnsiTheme="minorHAnsi"/>
         <w:sz w:val="24"/>
         <w:szCs w:val="24"/>
-        <w:lang w:bidi="ar-SA" w:eastAsia="zh-CN" w:val="en"/>
+        <w:lang w:bidi="ar-SA" w:eastAsia="zh-CN" w:val="en-US"/>
       </w:rPr>
     </w:rPrDefault>
     <w:pPrDefault>
@@ -11996,8 +13311,8 @@
     </w:pPr>
     <w:rPr>
       <w:rFonts w:asciiTheme="majorHAnsi" w:cstheme="majorBidi" w:eastAsiaTheme="majorEastAsia" w:hAnsiTheme="majorHAnsi"/>
-      <w:sz w:val="40"/>
-      <w:szCs w:val="40"/>
+      <w:sz w:val="56"/>
+      <w:szCs w:val="56"/>
     </w:rPr>
   </w:style>
   <w:style w:customStyle="1" w:styleId="TitleChar" w:type="character">
@@ -12131,8 +13446,8 @@
     <w:rPr>
       <w:rFonts w:asciiTheme="majorHAnsi" w:cstheme="majorBidi" w:eastAsiaTheme="majorEastAsia" w:hAnsiTheme="majorHAnsi"/>
       <w:color w:themeColor="accent1" w:themeShade="BF" w:val="0F4761"/>
-      <w:sz w:val="32"/>
-      <w:szCs w:val="32"/>
+      <w:sz w:val="40"/>
+      <w:szCs w:val="40"/>
     </w:rPr>
   </w:style>
   <w:style w:styleId="Heading2" w:type="paragraph">
@@ -12154,8 +13469,8 @@
     <w:rPr>
       <w:rFonts w:asciiTheme="majorHAnsi" w:cstheme="majorBidi" w:eastAsiaTheme="majorEastAsia" w:hAnsiTheme="majorHAnsi"/>
       <w:color w:themeColor="accent1" w:themeShade="BF" w:val="0F4761"/>
-      <w:sz w:val="26"/>
-      <w:szCs w:val="26"/>
+      <w:sz w:val="32"/>
+      <w:szCs w:val="32"/>
     </w:rPr>
   </w:style>
   <w:style w:styleId="Heading3" w:type="paragraph">
@@ -12177,8 +13492,8 @@
     <w:rPr>
       <w:rFonts w:cstheme="majorBidi" w:eastAsiaTheme="majorEastAsia"/>
       <w:color w:themeColor="accent1" w:themeShade="BF" w:val="0F4761"/>
-      <w:sz w:val="24"/>
-      <w:szCs w:val="24"/>
+      <w:sz w:val="28"/>
+      <w:szCs w:val="28"/>
     </w:rPr>
   </w:style>
   <w:style w:styleId="Heading4" w:type="paragraph">
@@ -12198,8 +13513,6 @@
       <w:outlineLvl w:val="3"/>
     </w:pPr>
     <w:rPr>
-      <w:sz w:val="22"/>
-      <w:szCs w:val="22"/>
       <w:rFonts w:cstheme="majorBidi" w:eastAsiaTheme="majorEastAsia"/>
       <w:i/>
       <w:iCs/>
